--- a/pr-preview/pr-316/algebra-sums-tracked-changes.docx
+++ b/pr-preview/pr-316/algebra-sums-tracked-changes.docx
@@ -16,7 +16,7 @@
       </w:pPr>
       <w:del w:id="1" w:author="PR Preview" w:date="2026-01-01T00:00:00Z">
         <w:r>
-          <w:delText xml:space="preserve">Last modified: 2026-10-15 13:39:21 (PDT)</w:delText>
+          <w:delText xml:space="preserve">Last modified: 2026-10-15 20:43:22 (PDT)</w:delText>
         </w:r>
       </w:del>
     </w:p>
@@ -26,7 +26,7 @@
       </w:pPr>
       <w:ins w:id="2" w:author="PR Preview" w:date="2026-01-01T00:00:00Z">
         <w:r>
-          <w:t xml:space="preserve">Last modified: 2026-10-15 13:56:10 (PDT)</w:t>
+          <w:t xml:space="preserve">Last modified: 2026-10-15 20:42:14 (PDT)</w:t>
         </w:r>
       </w:ins>
     </w:p>
@@ -5833,7 +5833,7 @@
           <w:rPr>
             <w:rStyle w:val="Hyperlink"/>
           </w:rPr>
-          <w:t xml:space="preserve">Definition 17 in Equalities, Inequalities and Minimizers</w:t>
+          <w:t xml:space="preserve">Definition 18 in Equalities, Inequalities and Minimizers</w:t>
         </w:r>
       </w:hyperlink>
       <w:r>
@@ -5876,7 +5876,7 @@
           <w:rPr>
             <w:rStyle w:val="Hyperlink"/>
           </w:rPr>
-          <w:t xml:space="preserve">Definition 16 in Equalities, Inequalities and Minimizers</w:t>
+          <w:t xml:space="preserve">Definition 17 in Equalities, Inequalities and Minimizers</w:t>
         </w:r>
       </w:hyperlink>
       <w:r>
@@ -21060,7 +21060,7 @@
     </w:p>
     <w:bookmarkEnd w:id="81"/>
     <w:bookmarkEnd w:id="82"/>
-    <w:bookmarkStart w:id="104" w:name="sec-summation"/>
+    <w:bookmarkStart w:id="101" w:name="sec-summation"/>
     <w:p>
       <w:pPr>
         <w:pStyle w:val="Heading2"/>
@@ -22037,7 +22037,7 @@
       </m:oMathPara>
     </w:p>
     <w:bookmarkEnd w:id="84"/>
-    <w:bookmarkStart w:id="86" w:name="def-summation"/>
+    <w:bookmarkStart w:id="85" w:name="def-summation"/>
     <w:p>
       <w:pPr>
         <w:pStyle w:val="FirstParagraph"/>
@@ -22443,7 +22443,7 @@
       <w:r>
         <w:t xml:space="preserve"> </w:t>
       </w:r>
-      <w:hyperlink r:id="rId85">
+      <w:hyperlink w:anchor="def-lower-upper-limits">
         <w:r>
           <w:rPr>
             <w:rStyle w:val="Hyperlink"/>
@@ -22455,8 +22455,8 @@
         <w:t xml:space="preserve">.</w:t>
       </w:r>
     </w:p>
-    <w:bookmarkEnd w:id="86"/>
-    <w:bookmarkStart w:id="87" w:name="def-summation-index"/>
+    <w:bookmarkEnd w:id="85"/>
+    <w:bookmarkStart w:id="86" w:name="def-summation-index"/>
     <w:p>
       <w:pPr>
         <w:pStyle w:val="BodyText"/>
@@ -22568,8 +22568,8 @@
         <w:t xml:space="preserve">of the sum.</w:t>
       </w:r>
     </w:p>
-    <w:bookmarkEnd w:id="87"/>
-    <w:bookmarkStart w:id="88" w:name="rem-summation-index"/>
+    <w:bookmarkEnd w:id="86"/>
+    <w:bookmarkStart w:id="87" w:name="rem-summation-index"/>
     <w:p>
       <w:pPr>
         <w:pStyle w:val="BodyText"/>
@@ -22896,8 +22896,8 @@
         </m:oMath>
       </m:oMathPara>
     </w:p>
-    <w:bookmarkEnd w:id="88"/>
-    <w:bookmarkStart w:id="89" w:name="def-empty-sum"/>
+    <w:bookmarkEnd w:id="87"/>
+    <w:bookmarkStart w:id="88" w:name="def-empty-sum"/>
     <w:p>
       <w:pPr>
         <w:pStyle w:val="FirstParagraph"/>
@@ -23088,8 +23088,8 @@
         <w:t xml:space="preserve">.</w:t>
       </w:r>
     </w:p>
-    <w:bookmarkEnd w:id="89"/>
-    <w:bookmarkStart w:id="90" w:name="exr-sum-rules"/>
+    <w:bookmarkEnd w:id="88"/>
+    <w:bookmarkStart w:id="89" w:name="exr-sum-rules"/>
     <w:p>
       <w:pPr>
         <w:pStyle w:val="BodyText"/>
@@ -23565,8 +23565,8 @@
         <w:t xml:space="preserve">Does either argument depend on there being exactly three terms?</w:t>
       </w:r>
     </w:p>
-    <w:bookmarkEnd w:id="90"/>
-    <w:bookmarkStart w:id="91" w:name="sol-sum-rules"/>
+    <w:bookmarkEnd w:id="89"/>
+    <w:bookmarkStart w:id="90" w:name="sol-sum-rules"/>
     <w:p>
       <w:pPr>
         <w:pStyle w:val="BodyText"/>
@@ -24546,8 +24546,8 @@
         <w:t xml:space="preserve">the same steps work for any lower and upper limits.</w:t>
       </w:r>
     </w:p>
-    <w:bookmarkEnd w:id="91"/>
-    <w:bookmarkStart w:id="92" w:name="thm-sum-constant-factor"/>
+    <w:bookmarkEnd w:id="90"/>
+    <w:bookmarkStart w:id="91" w:name="thm-sum-constant-factor"/>
     <w:p>
       <w:pPr>
         <w:pStyle w:val="BodyText"/>
@@ -24739,7 +24739,7 @@
         </m:oMath>
       </m:oMathPara>
     </w:p>
-    <w:bookmarkEnd w:id="92"/>
+    <w:bookmarkEnd w:id="91"/>
     <w:p>
       <w:pPr>
         <w:pStyle w:val="FirstParagraph"/>
@@ -24772,7 +24772,7 @@
         <w:t xml:space="preserve">, part 1.</w:t>
       </w:r>
     </w:p>
-    <w:bookmarkStart w:id="93" w:name="thm-sum-of-sums"/>
+    <w:bookmarkStart w:id="92" w:name="thm-sum-of-sums"/>
     <w:p>
       <w:pPr>
         <w:pStyle w:val="BodyText"/>
@@ -25075,7 +25075,7 @@
         </m:oMath>
       </m:oMathPara>
     </w:p>
-    <w:bookmarkEnd w:id="93"/>
+    <w:bookmarkEnd w:id="92"/>
     <w:p>
       <w:pPr>
         <w:pStyle w:val="FirstParagraph"/>
@@ -25108,7 +25108,7 @@
         <w:t xml:space="preserve">, part 2.</w:t>
       </w:r>
     </w:p>
-    <w:bookmarkStart w:id="94" w:name="exr-sum-over-set"/>
+    <w:bookmarkStart w:id="93" w:name="exr-sum-over-set"/>
     <w:p>
       <w:pPr>
         <w:pStyle w:val="BodyText"/>
@@ -25483,8 +25483,8 @@
         <w:t xml:space="preserve">Is the total the same?</w:t>
       </w:r>
     </w:p>
-    <w:bookmarkEnd w:id="94"/>
-    <w:bookmarkStart w:id="95" w:name="sol-sum-over-set"/>
+    <w:bookmarkEnd w:id="93"/>
+    <w:bookmarkStart w:id="94" w:name="sol-sum-over-set"/>
     <w:p>
       <w:pPr>
         <w:pStyle w:val="FirstParagraph"/>
@@ -25944,8 +25944,8 @@
         <w:t xml:space="preserve">because addition does not depend on the order of the terms.</w:t>
       </w:r>
     </w:p>
-    <w:bookmarkEnd w:id="95"/>
-    <w:bookmarkStart w:id="98" w:name="def-sum-over-set"/>
+    <w:bookmarkEnd w:id="94"/>
+    <w:bookmarkStart w:id="97" w:name="def-sum-over-set"/>
     <w:p>
       <w:pPr>
         <w:pStyle w:val="FirstParagraph"/>
@@ -26062,7 +26062,7 @@
       <w:r>
         <w:t xml:space="preserve"> </w:t>
       </w:r>
-      <w:hyperlink r:id="rId96">
+      <w:hyperlink r:id="rId95">
         <w:r>
           <w:rPr>
             <w:rStyle w:val="Hyperlink"/>
@@ -26073,7 +26073,7 @@
       <w:r>
         <w:t xml:space="preserve"> </w:t>
       </w:r>
-      <w:hyperlink r:id="rId97">
+      <w:hyperlink r:id="rId96">
         <w:r>
           <w:rPr>
             <w:rStyle w:val="Hyperlink"/>
@@ -26484,8 +26484,8 @@
         <w:t xml:space="preserve">.</w:t>
       </w:r>
     </w:p>
-    <w:bookmarkEnd w:id="98"/>
-    <w:bookmarkStart w:id="99" w:name="rem-sum-over-set-order"/>
+    <w:bookmarkEnd w:id="97"/>
+    <w:bookmarkStart w:id="98" w:name="rem-sum-over-set-order"/>
     <w:p>
       <w:pPr>
         <w:pStyle w:val="BodyText"/>
@@ -26998,8 +26998,8 @@
         <w:t xml:space="preserve">.</w:t>
       </w:r>
     </w:p>
-    <w:bookmarkEnd w:id="99"/>
-    <w:bookmarkStart w:id="102" w:name="rem-sum-without-set"/>
+    <w:bookmarkEnd w:id="98"/>
+    <w:bookmarkStart w:id="99" w:name="rem-sum-without-set"/>
     <w:p>
       <w:pPr>
         <w:pStyle w:val="BodyText"/>
@@ -27199,7 +27199,7 @@
       <w:r>
         <w:t xml:space="preserve"> </w:t>
       </w:r>
-      <w:hyperlink r:id="rId100">
+      <w:hyperlink w:anchor="def-range-of-variable">
         <w:r>
           <w:rPr>
             <w:rStyle w:val="Hyperlink"/>
@@ -27424,20 +27424,20 @@
       <w:r>
         <w:t xml:space="preserve"> </w:t>
       </w:r>
-      <w:hyperlink r:id="rId101">
+      <w:hyperlink w:anchor="sec-notational-shorthands">
         <w:r>
           <w:rPr>
             <w:rStyle w:val="Hyperlink"/>
           </w:rPr>
-          <w:t xml:space="preserve">Notational shorthands</w:t>
+          <w:t xml:space="preserve">Limits of sums and notational shorthands</w:t>
         </w:r>
       </w:hyperlink>
       <w:r>
         <w:t xml:space="preserve">).</w:t>
       </w:r>
     </w:p>
-    <w:bookmarkEnd w:id="102"/>
-    <w:bookmarkStart w:id="103" w:name="exm-sum-over-empty-set"/>
+    <w:bookmarkEnd w:id="99"/>
+    <w:bookmarkStart w:id="100" w:name="exm-sum-over-empty-set"/>
     <w:p>
       <w:pPr>
         <w:pStyle w:val="BodyText"/>
@@ -27526,9 +27526,9 @@
         <w:t xml:space="preserve">.</w:t>
       </w:r>
     </w:p>
-    <w:bookmarkEnd w:id="103"/>
-    <w:bookmarkEnd w:id="104"/>
-    <w:bookmarkStart w:id="129" w:name="quotients"/>
+    <w:bookmarkEnd w:id="100"/>
+    <w:bookmarkEnd w:id="101"/>
+    <w:bookmarkStart w:id="124" w:name="quotients"/>
     <w:p>
       <w:pPr>
         <w:pStyle w:val="Heading2"/>
@@ -27537,7 +27537,7 @@
         <w:t xml:space="preserve">8 Quotients</w:t>
       </w:r>
     </w:p>
-    <w:bookmarkStart w:id="105" w:name="def-quotient"/>
+    <w:bookmarkStart w:id="102" w:name="def-quotient"/>
     <w:p>
       <w:pPr>
         <w:pStyle w:val="FirstParagraph"/>
@@ -27706,8 +27706,8 @@
         </m:oMath>
       </m:oMathPara>
     </w:p>
-    <w:bookmarkEnd w:id="105"/>
-    <w:bookmarkStart w:id="106" w:name="def-fraction"/>
+    <w:bookmarkEnd w:id="102"/>
+    <w:bookmarkStart w:id="103" w:name="def-fraction"/>
     <w:p>
       <w:pPr>
         <w:pStyle w:val="FirstParagraph"/>
@@ -27776,8 +27776,8 @@
         <w:t xml:space="preserve">.</w:t>
       </w:r>
     </w:p>
-    <w:bookmarkEnd w:id="106"/>
-    <w:bookmarkStart w:id="107" w:name="def-numerator"/>
+    <w:bookmarkEnd w:id="103"/>
+    <w:bookmarkStart w:id="104" w:name="def-numerator"/>
     <w:p>
       <w:pPr>
         <w:pStyle w:val="BodyText"/>
@@ -27860,8 +27860,8 @@
         <w:t xml:space="preserve">.</w:t>
       </w:r>
     </w:p>
-    <w:bookmarkEnd w:id="107"/>
-    <w:bookmarkStart w:id="108" w:name="def-denominator"/>
+    <w:bookmarkEnd w:id="104"/>
+    <w:bookmarkStart w:id="105" w:name="def-denominator"/>
     <w:p>
       <w:pPr>
         <w:pStyle w:val="BodyText"/>
@@ -27944,8 +27944,8 @@
         <w:t xml:space="preserve">.</w:t>
       </w:r>
     </w:p>
-    <w:bookmarkEnd w:id="108"/>
-    <w:bookmarkStart w:id="109" w:name="exm-fraction"/>
+    <w:bookmarkEnd w:id="105"/>
+    <w:bookmarkStart w:id="106" w:name="exm-fraction"/>
     <w:p>
       <w:pPr>
         <w:pStyle w:val="BodyText"/>
@@ -28015,8 +28015,8 @@
         <w:t xml:space="preserve">.</w:t>
       </w:r>
     </w:p>
-    <w:bookmarkEnd w:id="109"/>
-    <w:bookmarkStart w:id="110" w:name="exm-quotient"/>
+    <w:bookmarkEnd w:id="106"/>
+    <w:bookmarkStart w:id="107" w:name="exm-quotient"/>
     <w:p>
       <w:pPr>
         <w:pStyle w:val="BodyText"/>
@@ -28152,8 +28152,8 @@
         <w:t xml:space="preserve">requires a nonzero denominator.</w:t>
       </w:r>
     </w:p>
-    <w:bookmarkEnd w:id="110"/>
-    <w:bookmarkStart w:id="111" w:name="def-follow-up"/>
+    <w:bookmarkEnd w:id="107"/>
+    <w:bookmarkStart w:id="108" w:name="def-follow-up"/>
     <w:p>
       <w:pPr>
         <w:pStyle w:val="BodyText"/>
@@ -28194,8 +28194,8 @@
         <w:t xml:space="preserve">is the length of time the study observes that participant.</w:t>
       </w:r>
     </w:p>
-    <w:bookmarkEnd w:id="111"/>
-    <w:bookmarkStart w:id="112" w:name="def-person-years"/>
+    <w:bookmarkEnd w:id="108"/>
+    <w:bookmarkStart w:id="109" w:name="def-person-years"/>
     <w:p>
       <w:pPr>
         <w:pStyle w:val="BodyText"/>
@@ -28253,8 +28253,8 @@
         <w:t xml:space="preserve">measured in years.</w:t>
       </w:r>
     </w:p>
-    <w:bookmarkEnd w:id="112"/>
-    <w:bookmarkStart w:id="113" w:name="exm-person-years"/>
+    <w:bookmarkEnd w:id="109"/>
+    <w:bookmarkStart w:id="110" w:name="exm-person-years"/>
     <w:p>
       <w:pPr>
         <w:pStyle w:val="BodyText"/>
@@ -28435,8 +28435,8 @@
         <w:t xml:space="preserve">person-years.</w:t>
       </w:r>
     </w:p>
-    <w:bookmarkEnd w:id="113"/>
-    <w:bookmarkStart w:id="114" w:name="def-rate"/>
+    <w:bookmarkEnd w:id="110"/>
+    <w:bookmarkStart w:id="111" w:name="def-rate"/>
     <w:p>
       <w:pPr>
         <w:pStyle w:val="BodyText"/>
@@ -28662,7 +28662,7 @@
         <w:t xml:space="preserve">cases per person-year.</w:t>
       </w:r>
     </w:p>
-    <w:bookmarkEnd w:id="114"/>
+    <w:bookmarkEnd w:id="111"/>
     <w:p>
       <w:pPr>
         <w:pStyle w:val="BodyText"/>
@@ -28670,7 +28670,7 @@
       <w:r>
         <w:t xml:space="preserve">cf. </w:t>
       </w:r>
-      <w:hyperlink r:id="rId115">
+      <w:hyperlink r:id="rId112">
         <w:r>
           <w:rPr>
             <w:rStyle w:val="Hyperlink"/>
@@ -28679,7 +28679,7 @@
         </w:r>
       </w:hyperlink>
     </w:p>
-    <w:bookmarkStart w:id="117" w:name="def-ratio"/>
+    <w:bookmarkStart w:id="114" w:name="def-ratio"/>
     <w:p>
       <w:pPr>
         <w:pStyle w:val="BodyText"/>
@@ -28721,7 +28721,7 @@
       <w:r>
         <w:t xml:space="preserve">cf. </w:t>
       </w:r>
-      <w:hyperlink r:id="rId116">
+      <w:hyperlink r:id="rId113">
         <w:r>
           <w:rPr>
             <w:rStyle w:val="Hyperlink"/>
@@ -28730,8 +28730,8 @@
         </w:r>
       </w:hyperlink>
     </w:p>
-    <w:bookmarkEnd w:id="117"/>
-    <w:bookmarkStart w:id="118" w:name="exm-ratio"/>
+    <w:bookmarkEnd w:id="114"/>
+    <w:bookmarkStart w:id="115" w:name="exm-ratio"/>
     <w:p>
       <w:pPr>
         <w:pStyle w:val="BodyText"/>
@@ -28989,8 +28989,8 @@
         <w:t xml:space="preserve">so this quotient is not a ratio.</w:t>
       </w:r>
     </w:p>
-    <w:bookmarkEnd w:id="118"/>
-    <w:bookmarkStart w:id="121" w:name="def-proportion"/>
+    <w:bookmarkEnd w:id="115"/>
+    <w:bookmarkStart w:id="118" w:name="def-proportion"/>
     <w:p>
       <w:pPr>
         <w:pStyle w:val="FirstParagraph"/>
@@ -29041,7 +29041,7 @@
       <w:r>
         <w:t xml:space="preserve"> </w:t>
       </w:r>
-      <w:hyperlink r:id="rId119">
+      <w:hyperlink r:id="rId116">
         <w:r>
           <w:rPr>
             <w:rStyle w:val="Hyperlink"/>
@@ -29063,7 +29063,7 @@
       <w:r>
         <w:t xml:space="preserve"> </w:t>
       </w:r>
-      <w:hyperlink r:id="rId120">
+      <w:hyperlink r:id="rId117">
         <w:r>
           <w:rPr>
             <w:rStyle w:val="Hyperlink"/>
@@ -29078,8 +29078,8 @@
         <w:t xml:space="preserve">for other meanings.</w:t>
       </w:r>
     </w:p>
-    <w:bookmarkEnd w:id="121"/>
-    <w:bookmarkStart w:id="122" w:name="exm-proportion"/>
+    <w:bookmarkEnd w:id="118"/>
+    <w:bookmarkStart w:id="119" w:name="exm-proportion"/>
     <w:p>
       <w:pPr>
         <w:pStyle w:val="BodyText"/>
@@ -29300,8 +29300,8 @@
         <w:t xml:space="preserve">non-smokers.</w:t>
       </w:r>
     </w:p>
-    <w:bookmarkEnd w:id="122"/>
-    <w:bookmarkStart w:id="124" w:name="def-proportional"/>
+    <w:bookmarkEnd w:id="119"/>
+    <w:bookmarkStart w:id="121" w:name="def-proportional"/>
     <w:p>
       <w:pPr>
         <w:pStyle w:val="FirstParagraph"/>
@@ -29472,7 +29472,7 @@
       <w:r>
         <w:t xml:space="preserve">(cf. </w:t>
       </w:r>
-      <w:hyperlink r:id="rId123">
+      <w:hyperlink r:id="rId120">
         <w:r>
           <w:rPr>
             <w:rStyle w:val="Hyperlink"/>
@@ -29484,8 +29484,8 @@
         <w:t xml:space="preserve">)</w:t>
       </w:r>
     </w:p>
-    <w:bookmarkEnd w:id="124"/>
-    <w:bookmarkStart w:id="125" w:name="exm-proportional"/>
+    <w:bookmarkEnd w:id="121"/>
+    <w:bookmarkStart w:id="122" w:name="exm-proportional"/>
     <w:p>
       <w:pPr>
         <w:pStyle w:val="BodyText"/>
@@ -30178,7 +30178,7 @@
         <w:t xml:space="preserve">.</w:t>
       </w:r>
     </w:p>
-    <w:bookmarkEnd w:id="125"/>
+    <w:bookmarkEnd w:id="122"/>
     <w:p>
       <w:pPr>
         <w:pStyle w:val="FirstParagraph"/>
@@ -30189,7 +30189,7 @@
       <w:r>
         <w:t xml:space="preserve"> </w:t>
       </w:r>
-      <w:hyperlink r:id="rId126">
+      <w:hyperlink r:id="rId123">
         <w:r>
           <w:rPr>
             <w:rStyle w:val="Hyperlink"/>
@@ -30198,8 +30198,4951 @@
         </w:r>
       </w:hyperlink>
     </w:p>
-    <w:bookmarkStart w:id="128" w:name="refs"/>
-    <w:bookmarkStart w:id="127" w:name="ref-rudin1976principles"/>
+    <w:bookmarkEnd w:id="124"/>
+    <w:bookmarkStart w:id="147" w:name="sec-notational-shorthands"/>
+    <w:p>
+      <w:pPr>
+        <w:pStyle w:val="Heading2"/>
+      </w:pPr>
+      <w:r>
+        <w:t xml:space="preserve">9 Limits of sums and notational shorthands</w:t>
+      </w:r>
+    </w:p>
+    <w:bookmarkStart w:id="126" w:name="def-lower-upper-limits"/>
+    <w:p>
+      <w:pPr>
+        <w:pStyle w:val="FirstParagraph"/>
+      </w:pPr>
+      <w:r>
+        <w:rPr>
+          <w:b/>
+          <w:bCs/>
+        </w:rPr>
+        <w:t xml:space="preserve">Definition 33 (Lower limit of a sum or integral)</w:t>
+      </w:r>
+      <w:r>
+        <w:t xml:space="preserve"> </w:t>
+      </w:r>
+      <w:r>
+        <w:t xml:space="preserve">In a</w:t>
+      </w:r>
+      <w:r>
+        <w:t xml:space="preserve"> </w:t>
+      </w:r>
+      <w:hyperlink w:anchor="def-summation">
+        <w:r>
+          <w:rPr>
+            <w:rStyle w:val="Hyperlink"/>
+          </w:rPr>
+          <w:t xml:space="preserve">sum</w:t>
+        </w:r>
+      </w:hyperlink>
+      <w:r>
+        <w:t xml:space="preserve"> </w:t>
+      </w:r>
+      <m:oMath>
+        <m:nary>
+          <m:naryPr>
+            <m:chr m:val="∑"/>
+            <m:limLoc m:val="undOvr"/>
+            <m:subHide m:val="off"/>
+            <m:supHide m:val="off"/>
+          </m:naryPr>
+          <m:sub>
+            <m:r>
+              <m:t>i</m:t>
+            </m:r>
+            <m:r>
+              <m:rPr>
+                <m:sty m:val="p"/>
+              </m:rPr>
+              <m:t>=</m:t>
+            </m:r>
+            <m:r>
+              <m:t>m</m:t>
+            </m:r>
+          </m:sub>
+          <m:sup>
+            <m:r>
+              <m:t>n</m:t>
+            </m:r>
+          </m:sup>
+          <m:e>
+            <m:sSub>
+              <m:e>
+                <m:r>
+                  <m:t>a</m:t>
+                </m:r>
+              </m:e>
+              <m:sub>
+                <m:r>
+                  <m:t>i</m:t>
+                </m:r>
+              </m:sub>
+            </m:sSub>
+          </m:e>
+        </m:nary>
+      </m:oMath>
+      <w:r>
+        <w:t xml:space="preserve">,</w:t>
+      </w:r>
+      <w:r>
+        <w:t xml:space="preserve"> </w:t>
+      </w:r>
+      <w:r>
+        <w:t xml:space="preserve">the</w:t>
+      </w:r>
+      <w:r>
+        <w:t xml:space="preserve"> </w:t>
+      </w:r>
+      <w:r>
+        <w:rPr>
+          <w:b/>
+          <w:bCs/>
+        </w:rPr>
+        <w:t xml:space="preserve">lower limit</w:t>
+      </w:r>
+      <w:r>
+        <w:t xml:space="preserve"> </w:t>
+      </w:r>
+      <m:oMath>
+        <m:r>
+          <m:t>m</m:t>
+        </m:r>
+      </m:oMath>
+      <w:r>
+        <w:t xml:space="preserve"> </w:t>
+      </w:r>
+      <w:r>
+        <w:t xml:space="preserve">is the first value of the index</w:t>
+      </w:r>
+      <w:r>
+        <w:t xml:space="preserve"> </w:t>
+      </w:r>
+      <m:oMath>
+        <m:r>
+          <m:t>i</m:t>
+        </m:r>
+      </m:oMath>
+      <w:r>
+        <w:t xml:space="preserve">.</w:t>
+      </w:r>
+      <w:r>
+        <w:t xml:space="preserve"> </w:t>
+      </w:r>
+      <w:r>
+        <w:t xml:space="preserve">In an</w:t>
+      </w:r>
+      <w:r>
+        <w:t xml:space="preserve"> </w:t>
+      </w:r>
+      <w:hyperlink r:id="rId125">
+        <w:r>
+          <w:rPr>
+            <w:rStyle w:val="Hyperlink"/>
+          </w:rPr>
+          <w:t xml:space="preserve">integral</w:t>
+        </w:r>
+      </w:hyperlink>
+      <w:r>
+        <w:t xml:space="preserve"> </w:t>
+      </w:r>
+      <m:oMath>
+        <m:nary>
+          <m:naryPr>
+            <m:chr m:val="∫"/>
+            <m:limLoc m:val="subSup"/>
+            <m:subHide m:val="off"/>
+            <m:supHide m:val="off"/>
+          </m:naryPr>
+          <m:sub>
+            <m:r>
+              <m:t>a</m:t>
+            </m:r>
+          </m:sub>
+          <m:sup>
+            <m:r>
+              <m:t>b</m:t>
+            </m:r>
+          </m:sup>
+          <m:e>
+            <m:r>
+              <m:t>f</m:t>
+            </m:r>
+          </m:e>
+        </m:nary>
+        <m:r>
+          <m:rPr>
+            <m:sty m:val="p"/>
+          </m:rPr>
+          <m:t>(</m:t>
+        </m:r>
+        <m:r>
+          <m:t>x</m:t>
+        </m:r>
+        <m:r>
+          <m:rPr>
+            <m:sty m:val="p"/>
+          </m:rPr>
+          <m:t>)</m:t>
+        </m:r>
+        <m:r>
+          <m:t> </m:t>
+        </m:r>
+        <m:r>
+          <m:t>d</m:t>
+        </m:r>
+        <m:r>
+          <m:t>x</m:t>
+        </m:r>
+      </m:oMath>
+      <w:r>
+        <w:t xml:space="preserve">,</w:t>
+      </w:r>
+      <w:r>
+        <w:t xml:space="preserve"> </w:t>
+      </w:r>
+      <w:r>
+        <w:t xml:space="preserve">the</w:t>
+      </w:r>
+      <w:r>
+        <w:t xml:space="preserve"> </w:t>
+      </w:r>
+      <w:r>
+        <w:rPr>
+          <w:b/>
+          <w:bCs/>
+        </w:rPr>
+        <w:t xml:space="preserve">lower limit</w:t>
+      </w:r>
+      <w:r>
+        <w:t xml:space="preserve"> </w:t>
+      </w:r>
+      <m:oMath>
+        <m:r>
+          <m:t>a</m:t>
+        </m:r>
+      </m:oMath>
+      <w:r>
+        <w:t xml:space="preserve"> </w:t>
+      </w:r>
+      <w:r>
+        <w:t xml:space="preserve">is the left end of the interval of integration.</w:t>
+      </w:r>
+      <w:r>
+        <w:t xml:space="preserve"> </w:t>
+      </w:r>
+      <w:r>
+        <w:t xml:space="preserve">In both, the lower limit is written below the symbol.</w:t>
+      </w:r>
+    </w:p>
+    <w:bookmarkEnd w:id="126"/>
+    <w:bookmarkStart w:id="127" w:name="def-upper-limit"/>
+    <w:p>
+      <w:pPr>
+        <w:pStyle w:val="BodyText"/>
+      </w:pPr>
+      <w:r>
+        <w:rPr>
+          <w:b/>
+          <w:bCs/>
+        </w:rPr>
+        <w:t xml:space="preserve">Definition 34 (Upper limit of a sum or integral)</w:t>
+      </w:r>
+      <w:r>
+        <w:t xml:space="preserve"> </w:t>
+      </w:r>
+      <w:r>
+        <w:t xml:space="preserve">In a</w:t>
+      </w:r>
+      <w:r>
+        <w:t xml:space="preserve"> </w:t>
+      </w:r>
+      <w:hyperlink w:anchor="def-summation">
+        <w:r>
+          <w:rPr>
+            <w:rStyle w:val="Hyperlink"/>
+          </w:rPr>
+          <w:t xml:space="preserve">sum</w:t>
+        </w:r>
+      </w:hyperlink>
+      <w:r>
+        <w:t xml:space="preserve"> </w:t>
+      </w:r>
+      <m:oMath>
+        <m:nary>
+          <m:naryPr>
+            <m:chr m:val="∑"/>
+            <m:limLoc m:val="undOvr"/>
+            <m:subHide m:val="off"/>
+            <m:supHide m:val="off"/>
+          </m:naryPr>
+          <m:sub>
+            <m:r>
+              <m:t>i</m:t>
+            </m:r>
+            <m:r>
+              <m:rPr>
+                <m:sty m:val="p"/>
+              </m:rPr>
+              <m:t>=</m:t>
+            </m:r>
+            <m:r>
+              <m:t>m</m:t>
+            </m:r>
+          </m:sub>
+          <m:sup>
+            <m:r>
+              <m:t>n</m:t>
+            </m:r>
+          </m:sup>
+          <m:e>
+            <m:sSub>
+              <m:e>
+                <m:r>
+                  <m:t>a</m:t>
+                </m:r>
+              </m:e>
+              <m:sub>
+                <m:r>
+                  <m:t>i</m:t>
+                </m:r>
+              </m:sub>
+            </m:sSub>
+          </m:e>
+        </m:nary>
+      </m:oMath>
+      <w:r>
+        <w:t xml:space="preserve">,</w:t>
+      </w:r>
+      <w:r>
+        <w:t xml:space="preserve"> </w:t>
+      </w:r>
+      <w:r>
+        <w:t xml:space="preserve">the</w:t>
+      </w:r>
+      <w:r>
+        <w:t xml:space="preserve"> </w:t>
+      </w:r>
+      <w:r>
+        <w:rPr>
+          <w:b/>
+          <w:bCs/>
+        </w:rPr>
+        <w:t xml:space="preserve">upper limit</w:t>
+      </w:r>
+      <w:r>
+        <w:t xml:space="preserve"> </w:t>
+      </w:r>
+      <m:oMath>
+        <m:r>
+          <m:t>n</m:t>
+        </m:r>
+      </m:oMath>
+      <w:r>
+        <w:t xml:space="preserve"> </w:t>
+      </w:r>
+      <w:r>
+        <w:t xml:space="preserve">is the last value of the index</w:t>
+      </w:r>
+      <w:r>
+        <w:t xml:space="preserve"> </w:t>
+      </w:r>
+      <m:oMath>
+        <m:r>
+          <m:t>i</m:t>
+        </m:r>
+      </m:oMath>
+      <w:r>
+        <w:t xml:space="preserve">.</w:t>
+      </w:r>
+      <w:r>
+        <w:t xml:space="preserve"> </w:t>
+      </w:r>
+      <w:r>
+        <w:t xml:space="preserve">In an</w:t>
+      </w:r>
+      <w:r>
+        <w:t xml:space="preserve"> </w:t>
+      </w:r>
+      <w:hyperlink r:id="rId125">
+        <w:r>
+          <w:rPr>
+            <w:rStyle w:val="Hyperlink"/>
+          </w:rPr>
+          <w:t xml:space="preserve">integral</w:t>
+        </w:r>
+      </w:hyperlink>
+      <w:r>
+        <w:t xml:space="preserve"> </w:t>
+      </w:r>
+      <m:oMath>
+        <m:nary>
+          <m:naryPr>
+            <m:chr m:val="∫"/>
+            <m:limLoc m:val="subSup"/>
+            <m:subHide m:val="off"/>
+            <m:supHide m:val="off"/>
+          </m:naryPr>
+          <m:sub>
+            <m:r>
+              <m:t>a</m:t>
+            </m:r>
+          </m:sub>
+          <m:sup>
+            <m:r>
+              <m:t>b</m:t>
+            </m:r>
+          </m:sup>
+          <m:e>
+            <m:r>
+              <m:t>f</m:t>
+            </m:r>
+          </m:e>
+        </m:nary>
+        <m:r>
+          <m:rPr>
+            <m:sty m:val="p"/>
+          </m:rPr>
+          <m:t>(</m:t>
+        </m:r>
+        <m:r>
+          <m:t>x</m:t>
+        </m:r>
+        <m:r>
+          <m:rPr>
+            <m:sty m:val="p"/>
+          </m:rPr>
+          <m:t>)</m:t>
+        </m:r>
+        <m:r>
+          <m:t> </m:t>
+        </m:r>
+        <m:r>
+          <m:t>d</m:t>
+        </m:r>
+        <m:r>
+          <m:t>x</m:t>
+        </m:r>
+      </m:oMath>
+      <w:r>
+        <w:t xml:space="preserve">,</w:t>
+      </w:r>
+      <w:r>
+        <w:t xml:space="preserve"> </w:t>
+      </w:r>
+      <w:r>
+        <w:t xml:space="preserve">the</w:t>
+      </w:r>
+      <w:r>
+        <w:t xml:space="preserve"> </w:t>
+      </w:r>
+      <w:r>
+        <w:rPr>
+          <w:b/>
+          <w:bCs/>
+        </w:rPr>
+        <w:t xml:space="preserve">upper limit</w:t>
+      </w:r>
+      <w:r>
+        <w:t xml:space="preserve"> </w:t>
+      </w:r>
+      <m:oMath>
+        <m:r>
+          <m:t>b</m:t>
+        </m:r>
+      </m:oMath>
+      <w:r>
+        <w:t xml:space="preserve"> </w:t>
+      </w:r>
+      <w:r>
+        <w:t xml:space="preserve">is the right end of the interval of integration.</w:t>
+      </w:r>
+      <w:r>
+        <w:t xml:space="preserve"> </w:t>
+      </w:r>
+      <w:r>
+        <w:t xml:space="preserve">In both, the upper limit is written above the symbol.</w:t>
+      </w:r>
+    </w:p>
+    <w:bookmarkEnd w:id="127"/>
+    <w:bookmarkStart w:id="128" w:name="def-limits-of-integration"/>
+    <w:p>
+      <w:pPr>
+        <w:pStyle w:val="BodyText"/>
+      </w:pPr>
+      <w:r>
+        <w:rPr>
+          <w:b/>
+          <w:bCs/>
+        </w:rPr>
+        <w:t xml:space="preserve">Definition 35 (Limits of integration)</w:t>
+      </w:r>
+      <w:r>
+        <w:t xml:space="preserve"> </w:t>
+      </w:r>
+      <w:r>
+        <w:t xml:space="preserve">In an</w:t>
+      </w:r>
+      <w:r>
+        <w:t xml:space="preserve"> </w:t>
+      </w:r>
+      <w:hyperlink r:id="rId125">
+        <w:r>
+          <w:rPr>
+            <w:rStyle w:val="Hyperlink"/>
+          </w:rPr>
+          <w:t xml:space="preserve">integral</w:t>
+        </w:r>
+      </w:hyperlink>
+      <w:r>
+        <w:t xml:space="preserve"> </w:t>
+      </w:r>
+      <m:oMath>
+        <m:nary>
+          <m:naryPr>
+            <m:chr m:val="∫"/>
+            <m:limLoc m:val="subSup"/>
+            <m:subHide m:val="off"/>
+            <m:supHide m:val="off"/>
+          </m:naryPr>
+          <m:sub>
+            <m:r>
+              <m:t>a</m:t>
+            </m:r>
+          </m:sub>
+          <m:sup>
+            <m:r>
+              <m:t>b</m:t>
+            </m:r>
+          </m:sup>
+          <m:e>
+            <m:r>
+              <m:t>f</m:t>
+            </m:r>
+          </m:e>
+        </m:nary>
+        <m:r>
+          <m:rPr>
+            <m:sty m:val="p"/>
+          </m:rPr>
+          <m:t>(</m:t>
+        </m:r>
+        <m:r>
+          <m:t>x</m:t>
+        </m:r>
+        <m:r>
+          <m:rPr>
+            <m:sty m:val="p"/>
+          </m:rPr>
+          <m:t>)</m:t>
+        </m:r>
+        <m:r>
+          <m:t> </m:t>
+        </m:r>
+        <m:r>
+          <m:t>d</m:t>
+        </m:r>
+        <m:r>
+          <m:t>x</m:t>
+        </m:r>
+      </m:oMath>
+      <w:r>
+        <w:t xml:space="preserve">,</w:t>
+      </w:r>
+      <w:r>
+        <w:t xml:space="preserve"> </w:t>
+      </w:r>
+      <w:r>
+        <w:t xml:space="preserve">the lower limit (</w:t>
+      </w:r>
+      <w:hyperlink w:anchor="def-lower-upper-limits">
+        <w:r>
+          <w:rPr>
+            <w:rStyle w:val="Hyperlink"/>
+          </w:rPr>
+          <w:t xml:space="preserve">Definition 33</w:t>
+        </w:r>
+      </w:hyperlink>
+      <w:r>
+        <w:t xml:space="preserve">)</w:t>
+      </w:r>
+      <w:r>
+        <w:t xml:space="preserve"> </w:t>
+      </w:r>
+      <m:oMath>
+        <m:r>
+          <m:t>a</m:t>
+        </m:r>
+      </m:oMath>
+      <w:r>
+        <w:t xml:space="preserve"> </w:t>
+      </w:r>
+      <w:r>
+        <w:t xml:space="preserve">and the upper limit (</w:t>
+      </w:r>
+      <w:hyperlink w:anchor="def-upper-limit">
+        <w:r>
+          <w:rPr>
+            <w:rStyle w:val="Hyperlink"/>
+          </w:rPr>
+          <w:t xml:space="preserve">Definition 34</w:t>
+        </w:r>
+      </w:hyperlink>
+      <w:r>
+        <w:t xml:space="preserve">)</w:t>
+      </w:r>
+      <w:r>
+        <w:t xml:space="preserve"> </w:t>
+      </w:r>
+      <m:oMath>
+        <m:r>
+          <m:t>b</m:t>
+        </m:r>
+      </m:oMath>
+      <w:r>
+        <w:t xml:space="preserve"> </w:t>
+      </w:r>
+      <w:r>
+        <w:t xml:space="preserve">together are the</w:t>
+      </w:r>
+      <w:r>
+        <w:t xml:space="preserve"> </w:t>
+      </w:r>
+      <w:r>
+        <w:rPr>
+          <w:b/>
+          <w:bCs/>
+        </w:rPr>
+        <w:t xml:space="preserve">limits of integration</w:t>
+      </w:r>
+      <w:r>
+        <w:t xml:space="preserve">.</w:t>
+      </w:r>
+    </w:p>
+    <w:bookmarkEnd w:id="128"/>
+    <w:bookmarkStart w:id="129" w:name="exm-lower-upper-limits"/>
+    <w:p>
+      <w:pPr>
+        <w:pStyle w:val="BodyText"/>
+      </w:pPr>
+      <w:r>
+        <w:rPr>
+          <w:b/>
+          <w:bCs/>
+        </w:rPr>
+        <w:t xml:space="preserve">Example 25 (Reading off limits)</w:t>
+      </w:r>
+      <w:r>
+        <w:t xml:space="preserve"> </w:t>
+      </w:r>
+      <w:r>
+        <w:t xml:space="preserve"> </w:t>
+      </w:r>
+    </w:p>
+    <w:p>
+      <w:pPr>
+        <w:pStyle w:val="Compact"/>
+        <w:numPr>
+          <w:ilvl w:val="0"/>
+          <w:numId w:val="1021"/>
+        </w:numPr>
+      </w:pPr>
+      <w:r>
+        <w:t xml:space="preserve">In</w:t>
+      </w:r>
+      <w:r>
+        <w:t xml:space="preserve"> </w:t>
+      </w:r>
+      <m:oMath>
+        <m:nary>
+          <m:naryPr>
+            <m:chr m:val="∑"/>
+            <m:limLoc m:val="undOvr"/>
+            <m:subHide m:val="off"/>
+            <m:supHide m:val="off"/>
+          </m:naryPr>
+          <m:sub>
+            <m:r>
+              <m:t>i</m:t>
+            </m:r>
+            <m:r>
+              <m:rPr>
+                <m:sty m:val="p"/>
+              </m:rPr>
+              <m:t>=</m:t>
+            </m:r>
+            <m:r>
+              <m:t>2</m:t>
+            </m:r>
+          </m:sub>
+          <m:sup>
+            <m:r>
+              <m:t>5</m:t>
+            </m:r>
+          </m:sup>
+          <m:e>
+            <m:sSup>
+              <m:e>
+                <m:r>
+                  <m:t>i</m:t>
+                </m:r>
+              </m:e>
+              <m:sup>
+                <m:r>
+                  <m:t>2</m:t>
+                </m:r>
+              </m:sup>
+            </m:sSup>
+          </m:e>
+        </m:nary>
+      </m:oMath>
+      <w:r>
+        <w:t xml:space="preserve">, the lower limit is</w:t>
+      </w:r>
+      <w:r>
+        <w:t xml:space="preserve"> </w:t>
+      </w:r>
+      <m:oMath>
+        <m:r>
+          <m:t>2</m:t>
+        </m:r>
+      </m:oMath>
+      <w:r>
+        <w:t xml:space="preserve"> </w:t>
+      </w:r>
+      <w:r>
+        <w:t xml:space="preserve">and the upper limit is</w:t>
+      </w:r>
+      <w:r>
+        <w:t xml:space="preserve"> </w:t>
+      </w:r>
+      <m:oMath>
+        <m:r>
+          <m:t>5</m:t>
+        </m:r>
+      </m:oMath>
+      <w:r>
+        <w:t xml:space="preserve">,</w:t>
+      </w:r>
+      <w:r>
+        <w:t xml:space="preserve"> </w:t>
+      </w:r>
+      <w:r>
+        <w:t xml:space="preserve">so the sum is</w:t>
+      </w:r>
+      <w:r>
+        <w:t xml:space="preserve"> </w:t>
+      </w:r>
+      <m:oMath>
+        <m:sSup>
+          <m:e>
+            <m:r>
+              <m:t>2</m:t>
+            </m:r>
+          </m:e>
+          <m:sup>
+            <m:r>
+              <m:t>2</m:t>
+            </m:r>
+          </m:sup>
+        </m:sSup>
+        <m:r>
+          <m:rPr>
+            <m:sty m:val="p"/>
+          </m:rPr>
+          <m:t>+</m:t>
+        </m:r>
+        <m:sSup>
+          <m:e>
+            <m:r>
+              <m:t>3</m:t>
+            </m:r>
+          </m:e>
+          <m:sup>
+            <m:r>
+              <m:t>2</m:t>
+            </m:r>
+          </m:sup>
+        </m:sSup>
+        <m:r>
+          <m:rPr>
+            <m:sty m:val="p"/>
+          </m:rPr>
+          <m:t>+</m:t>
+        </m:r>
+        <m:sSup>
+          <m:e>
+            <m:r>
+              <m:t>4</m:t>
+            </m:r>
+          </m:e>
+          <m:sup>
+            <m:r>
+              <m:t>2</m:t>
+            </m:r>
+          </m:sup>
+        </m:sSup>
+        <m:r>
+          <m:rPr>
+            <m:sty m:val="p"/>
+          </m:rPr>
+          <m:t>+</m:t>
+        </m:r>
+        <m:sSup>
+          <m:e>
+            <m:r>
+              <m:t>5</m:t>
+            </m:r>
+          </m:e>
+          <m:sup>
+            <m:r>
+              <m:t>2</m:t>
+            </m:r>
+          </m:sup>
+        </m:sSup>
+        <m:r>
+          <m:rPr>
+            <m:sty m:val="p"/>
+          </m:rPr>
+          <m:t>=</m:t>
+        </m:r>
+        <m:r>
+          <m:t>54</m:t>
+        </m:r>
+      </m:oMath>
+      <w:r>
+        <w:t xml:space="preserve">.</w:t>
+      </w:r>
+    </w:p>
+    <w:p>
+      <w:pPr>
+        <w:pStyle w:val="Compact"/>
+        <w:numPr>
+          <w:ilvl w:val="0"/>
+          <w:numId w:val="1021"/>
+        </w:numPr>
+      </w:pPr>
+      <w:r>
+        <w:t xml:space="preserve">In</w:t>
+      </w:r>
+      <w:r>
+        <w:t xml:space="preserve"> </w:t>
+      </w:r>
+      <m:oMath>
+        <m:nary>
+          <m:naryPr>
+            <m:chr m:val="∫"/>
+            <m:limLoc m:val="subSup"/>
+            <m:subHide m:val="off"/>
+            <m:supHide m:val="off"/>
+          </m:naryPr>
+          <m:sub>
+            <m:r>
+              <m:t>0</m:t>
+            </m:r>
+          </m:sub>
+          <m:sup>
+            <m:r>
+              <m:t>3</m:t>
+            </m:r>
+          </m:sup>
+          <m:e>
+            <m:r>
+              <m:t>x</m:t>
+            </m:r>
+          </m:e>
+        </m:nary>
+        <m:r>
+          <m:t> </m:t>
+        </m:r>
+        <m:r>
+          <m:t>d</m:t>
+        </m:r>
+        <m:r>
+          <m:t>x</m:t>
+        </m:r>
+      </m:oMath>
+      <w:r>
+        <w:t xml:space="preserve">, the lower limit is</w:t>
+      </w:r>
+      <w:r>
+        <w:t xml:space="preserve"> </w:t>
+      </w:r>
+      <m:oMath>
+        <m:r>
+          <m:t>0</m:t>
+        </m:r>
+      </m:oMath>
+      <w:r>
+        <w:t xml:space="preserve"> </w:t>
+      </w:r>
+      <w:r>
+        <w:t xml:space="preserve">and the upper limit is</w:t>
+      </w:r>
+      <w:r>
+        <w:t xml:space="preserve"> </w:t>
+      </w:r>
+      <m:oMath>
+        <m:r>
+          <m:t>3</m:t>
+        </m:r>
+      </m:oMath>
+      <w:r>
+        <w:t xml:space="preserve">.</w:t>
+      </w:r>
+    </w:p>
+    <w:bookmarkEnd w:id="129"/>
+    <w:bookmarkStart w:id="132" w:name="rem-limits-two-meanings"/>
+    <w:p>
+      <w:pPr>
+        <w:pStyle w:val="FirstParagraph"/>
+      </w:pPr>
+      <w:r>
+        <w:rPr>
+          <w:i/>
+          <w:iCs/>
+        </w:rPr>
+        <w:t xml:space="preserve">Remark 9</w:t>
+      </w:r>
+      <w:r>
+        <w:t xml:space="preserve"> (Two meanings of</w:t>
+      </w:r>
+      <w:r>
+        <w:t xml:space="preserve"> </w:t>
+      </w:r>
+      <w:r>
+        <w:t xml:space="preserve">“limit”</w:t>
+      </w:r>
+      <w:r>
+        <w:t xml:space="preserve">). </w:t>
+      </w:r>
+      <w:r>
+        <w:t xml:space="preserve">The lower and upper limits of a sum or integral (</w:t>
+      </w:r>
+      <w:hyperlink w:anchor="def-lower-upper-limits">
+        <w:r>
+          <w:rPr>
+            <w:rStyle w:val="Hyperlink"/>
+          </w:rPr>
+          <w:t xml:space="preserve">Definition 33</w:t>
+        </w:r>
+      </w:hyperlink>
+      <w:r>
+        <w:t xml:space="preserve">,</w:t>
+      </w:r>
+      <w:r>
+        <w:t xml:space="preserve"> </w:t>
+      </w:r>
+      <w:hyperlink w:anchor="def-upper-limit">
+        <w:r>
+          <w:rPr>
+            <w:rStyle w:val="Hyperlink"/>
+          </w:rPr>
+          <w:t xml:space="preserve">Definition 34</w:t>
+        </w:r>
+      </w:hyperlink>
+      <w:r>
+        <w:t xml:space="preserve">)</w:t>
+      </w:r>
+      <w:r>
+        <w:t xml:space="preserve"> </w:t>
+      </w:r>
+      <w:r>
+        <w:t xml:space="preserve">are not limits in the calculus sense,</w:t>
+      </w:r>
+      <w:r>
+        <w:t xml:space="preserve"> </w:t>
+      </w:r>
+      <w:r>
+        <w:t xml:space="preserve">such as the</w:t>
+      </w:r>
+      <w:r>
+        <w:t xml:space="preserve"> </w:t>
+      </w:r>
+      <w:hyperlink r:id="rId130">
+        <w:r>
+          <w:rPr>
+            <w:rStyle w:val="Hyperlink"/>
+          </w:rPr>
+          <w:t xml:space="preserve">limit of a function</w:t>
+        </w:r>
+      </w:hyperlink>
+      <w:r>
+        <w:t xml:space="preserve"> </w:t>
+      </w:r>
+      <w:r>
+        <w:t xml:space="preserve">or the</w:t>
+      </w:r>
+      <w:r>
+        <w:t xml:space="preserve"> </w:t>
+      </w:r>
+      <w:hyperlink r:id="rId131">
+        <w:r>
+          <w:rPr>
+            <w:rStyle w:val="Hyperlink"/>
+          </w:rPr>
+          <w:t xml:space="preserve">limit of a sequence</w:t>
+        </w:r>
+      </w:hyperlink>
+      <w:r>
+        <w:t xml:space="preserve">.</w:t>
+      </w:r>
+      <w:r>
+        <w:t xml:space="preserve"> </w:t>
+      </w:r>
+      <w:r>
+        <w:t xml:space="preserve">They are the ends of the values the index or variable runs over.</w:t>
+      </w:r>
+      <w:r>
+        <w:t xml:space="preserve"> </w:t>
+      </w:r>
+      <w:r>
+        <w:t xml:space="preserve">The two meanings meet in an integral such as</w:t>
+      </w:r>
+      <w:r>
+        <w:t xml:space="preserve"> </w:t>
+      </w:r>
+      <m:oMath>
+        <m:nary>
+          <m:naryPr>
+            <m:chr m:val="∫"/>
+            <m:limLoc m:val="subSup"/>
+            <m:subHide m:val="off"/>
+            <m:supHide m:val="off"/>
+          </m:naryPr>
+          <m:sub>
+            <m:r>
+              <m:t>0</m:t>
+            </m:r>
+          </m:sub>
+          <m:sup>
+            <m:r>
+              <m:rPr>
+                <m:sty m:val="p"/>
+              </m:rPr>
+              <m:t>∞</m:t>
+            </m:r>
+          </m:sup>
+          <m:e>
+            <m:r>
+              <m:t>f</m:t>
+            </m:r>
+          </m:e>
+        </m:nary>
+        <m:r>
+          <m:rPr>
+            <m:sty m:val="p"/>
+          </m:rPr>
+          <m:t>(</m:t>
+        </m:r>
+        <m:r>
+          <m:t>x</m:t>
+        </m:r>
+        <m:r>
+          <m:rPr>
+            <m:sty m:val="p"/>
+          </m:rPr>
+          <m:t>)</m:t>
+        </m:r>
+        <m:r>
+          <m:t> </m:t>
+        </m:r>
+        <m:r>
+          <m:t>d</m:t>
+        </m:r>
+        <m:r>
+          <m:t>x</m:t>
+        </m:r>
+      </m:oMath>
+      <w:r>
+        <w:t xml:space="preserve">,</w:t>
+      </w:r>
+      <w:r>
+        <w:t xml:space="preserve"> </w:t>
+      </w:r>
+      <w:r>
+        <w:t xml:space="preserve">which means</w:t>
+      </w:r>
+      <w:r>
+        <w:t xml:space="preserve"> </w:t>
+      </w:r>
+      <m:oMath>
+        <m:sSub>
+          <m:e>
+            <m:r>
+              <m:rPr>
+                <m:sty m:val="p"/>
+              </m:rPr>
+              <m:t>lim</m:t>
+            </m:r>
+          </m:e>
+          <m:sub>
+            <m:r>
+              <m:t>b</m:t>
+            </m:r>
+            <m:r>
+              <m:rPr>
+                <m:sty m:val="p"/>
+              </m:rPr>
+              <m:t>→</m:t>
+            </m:r>
+            <m:r>
+              <m:rPr>
+                <m:sty m:val="p"/>
+              </m:rPr>
+              <m:t>∞</m:t>
+            </m:r>
+          </m:sub>
+        </m:sSub>
+        <m:nary>
+          <m:naryPr>
+            <m:chr m:val="∫"/>
+            <m:limLoc m:val="subSup"/>
+            <m:subHide m:val="off"/>
+            <m:supHide m:val="off"/>
+          </m:naryPr>
+          <m:sub>
+            <m:r>
+              <m:t>0</m:t>
+            </m:r>
+          </m:sub>
+          <m:sup>
+            <m:r>
+              <m:t>b</m:t>
+            </m:r>
+          </m:sup>
+          <m:e>
+            <m:r>
+              <m:t>f</m:t>
+            </m:r>
+          </m:e>
+        </m:nary>
+        <m:r>
+          <m:rPr>
+            <m:sty m:val="p"/>
+          </m:rPr>
+          <m:t>(</m:t>
+        </m:r>
+        <m:r>
+          <m:t>x</m:t>
+        </m:r>
+        <m:r>
+          <m:rPr>
+            <m:sty m:val="p"/>
+          </m:rPr>
+          <m:t>)</m:t>
+        </m:r>
+        <m:r>
+          <m:t> </m:t>
+        </m:r>
+        <m:r>
+          <m:t>d</m:t>
+        </m:r>
+        <m:r>
+          <m:t>x</m:t>
+        </m:r>
+      </m:oMath>
+      <w:r>
+        <w:t xml:space="preserve">:</w:t>
+      </w:r>
+      <w:r>
+        <w:t xml:space="preserve"> </w:t>
+      </w:r>
+      <w:r>
+        <w:t xml:space="preserve">the upper limit</w:t>
+      </w:r>
+      <w:r>
+        <w:t xml:space="preserve"> </w:t>
+      </w:r>
+      <m:oMath>
+        <m:r>
+          <m:t>b</m:t>
+        </m:r>
+      </m:oMath>
+      <w:r>
+        <w:t xml:space="preserve"> </w:t>
+      </w:r>
+      <w:r>
+        <w:t xml:space="preserve">is sent to infinity by a calculus limit.</w:t>
+      </w:r>
+    </w:p>
+    <w:bookmarkEnd w:id="132"/>
+    <w:bookmarkStart w:id="133" w:name="def-notational-shorthand"/>
+    <w:p>
+      <w:pPr>
+        <w:pStyle w:val="BodyText"/>
+      </w:pPr>
+      <w:r>
+        <w:rPr>
+          <w:b/>
+          <w:bCs/>
+        </w:rPr>
+        <w:t xml:space="preserve">Definition 36 (Notational shorthand)</w:t>
+      </w:r>
+      <w:r>
+        <w:t xml:space="preserve"> </w:t>
+      </w:r>
+      <w:r>
+        <w:t xml:space="preserve">A</w:t>
+      </w:r>
+      <w:r>
+        <w:t xml:space="preserve"> </w:t>
+      </w:r>
+      <w:r>
+        <w:rPr>
+          <w:b/>
+          <w:bCs/>
+        </w:rPr>
+        <w:t xml:space="preserve">notational shorthand</w:t>
+      </w:r>
+      <w:r>
+        <w:t xml:space="preserve"> </w:t>
+      </w:r>
+      <w:r>
+        <w:t xml:space="preserve">is a way of writing an expression</w:t>
+      </w:r>
+      <w:r>
+        <w:t xml:space="preserve"> </w:t>
+      </w:r>
+      <w:r>
+        <w:t xml:space="preserve">that leaves part of the expression out,</w:t>
+      </w:r>
+      <w:r>
+        <w:t xml:space="preserve"> </w:t>
+      </w:r>
+      <w:r>
+        <w:t xml:space="preserve">such as the set a sum runs over or the limits of an integral,</w:t>
+      </w:r>
+      <w:r>
+        <w:t xml:space="preserve"> </w:t>
+      </w:r>
+      <w:r>
+        <w:t xml:space="preserve">and relies on the reader to supply the missing part from context.</w:t>
+      </w:r>
+    </w:p>
+    <w:bookmarkEnd w:id="133"/>
+    <w:bookmarkStart w:id="134" w:name="def-full-form"/>
+    <w:p>
+      <w:pPr>
+        <w:pStyle w:val="BodyText"/>
+      </w:pPr>
+      <w:r>
+        <w:rPr>
+          <w:b/>
+          <w:bCs/>
+        </w:rPr>
+        <w:t xml:space="preserve">Definition 37 (Full form)</w:t>
+      </w:r>
+      <w:r>
+        <w:t xml:space="preserve"> </w:t>
+      </w:r>
+      <w:r>
+        <w:t xml:space="preserve">The</w:t>
+      </w:r>
+      <w:r>
+        <w:t xml:space="preserve"> </w:t>
+      </w:r>
+      <w:r>
+        <w:rPr>
+          <w:b/>
+          <w:bCs/>
+        </w:rPr>
+        <w:t xml:space="preserve">full form</w:t>
+      </w:r>
+      <w:r>
+        <w:t xml:space="preserve"> </w:t>
+      </w:r>
+      <w:r>
+        <w:t xml:space="preserve">of a notational shorthand (</w:t>
+      </w:r>
+      <w:hyperlink w:anchor="def-notational-shorthand">
+        <w:r>
+          <w:rPr>
+            <w:rStyle w:val="Hyperlink"/>
+          </w:rPr>
+          <w:t xml:space="preserve">Definition 36</w:t>
+        </w:r>
+      </w:hyperlink>
+      <w:r>
+        <w:t xml:space="preserve">)</w:t>
+      </w:r>
+      <w:r>
+        <w:t xml:space="preserve"> </w:t>
+      </w:r>
+      <w:r>
+        <w:t xml:space="preserve">is the expression with every part written out.</w:t>
+      </w:r>
+    </w:p>
+    <w:bookmarkEnd w:id="134"/>
+    <w:tbl>
+      <w:tblPr>
+        <w:tblStyle w:val="Table"/>
+        <w:tblLook w:firstRow="0" w:lastRow="0" w:firstColumn="0" w:lastColumn="0" w:noHBand="0" w:noVBand="0" w:val="0000"/>
+        <w:tblBorders>
+          <w:top w:val="single" w:sz="4" w:space="0" w:color="0758E5"/>
+          <w:left w:val="single" w:sz="24" w:space="0" w:color="0758E5"/>
+          <w:bottom w:val="single" w:sz="4" w:space="0" w:color="0758E5"/>
+          <w:right w:val="single" w:sz="4" w:space="0" w:color="0758E5"/>
+        </w:tblBorders>
+        <w:tblCellMar>
+          <w:left w:w="144" w:type="dxa"/>
+          <w:right w:w="144" w:type="dxa"/>
+        </w:tblCellMar>
+        <w:tblLook w:firstRow="0" w:lastRow="0" w:firstColumn="0" w:lastColumn="0" w:noHBand="0" w:noVBand="0" w:val="0000"/>
+      </w:tblPr>
+      <w:tr>
+        <w:trPr>
+          <w:cantSplit/>
+        </w:trPr>
+        <w:tc>
+          <w:tcPr>
+            <w:shd w:color="auto" w:fill="dae6fb" w:val="clear"/>
+            <w:tcMar>
+              <w:top w:w="92" w:type="dxa"/>
+              <w:bottom w:w="92" w:type="dxa"/>
+            </w:tcMar>
+          </w:tcPr>
+          <w:p>
+            <w:pPr>
+              <w:pStyle w:val="BodyText"/>
+            </w:pPr>
+            <w:pPr>
+              <w:spacing w:before="0" w:after="0"/>
+              <w:textAlignment w:val="center"/>
+            </w:pPr>
+            <w:r>
+              <w:drawing>
+                <wp:inline>
+                  <wp:extent cx="152400" cy="152400"/>
+                  <wp:effectExtent b="0" l="0" r="0" t="0"/>
+                  <wp:docPr descr="" title="" id="136" name="Picture"/>
+                  <a:graphic>
+                    <a:graphicData uri="http://schemas.openxmlformats.org/drawingml/2006/picture">
+                      <pic:pic>
+                        <pic:nvPicPr>
+                          <pic:cNvPr descr="/opt/quarto/share/formats/docx/note.png" id="137" name="Picture"/>
+                          <pic:cNvPicPr>
+                            <a:picLocks noChangeArrowheads="1" noChangeAspect="1"/>
+                          </pic:cNvPicPr>
+                        </pic:nvPicPr>
+                        <pic:blipFill>
+                          <a:blip r:embed="rId135"/>
+                          <a:stretch>
+                            <a:fillRect/>
+                          </a:stretch>
+                        </pic:blipFill>
+                        <pic:spPr bwMode="auto">
+                          <a:xfrm>
+                            <a:off x="0" y="0"/>
+                            <a:ext cx="152400" cy="152400"/>
+                          </a:xfrm>
+                          <a:prstGeom prst="rect">
+                            <a:avLst/>
+                          </a:prstGeom>
+                          <a:noFill/>
+                          <a:ln w="9525">
+                            <a:noFill/>
+                            <a:headEnd/>
+                            <a:tailEnd/>
+                          </a:ln>
+                        </pic:spPr>
+                      </pic:pic>
+                    </a:graphicData>
+                  </a:graphic>
+                </wp:inline>
+              </w:drawing>
+            </w:r>
+            <w:r>
+              <w:t xml:space="preserve"> </w:t>
+            </w:r>
+            <w:r>
+              <w:t xml:space="preserve"> </w:t>
+            </w:r>
+            <w:r>
+              <w:t xml:space="preserve">These notes write the full form</w:t>
+            </w:r>
+          </w:p>
+        </w:tc>
+      </w:tr>
+      <w:tr>
+        <w:trPr>
+          <w:cantSplit/>
+        </w:trPr>
+        <w:tc>
+          <w:tcPr>
+            <w:tcMar>
+              <w:top w:w="108" w:type="dxa"/>
+              <w:bottom w:w="108" w:type="dxa"/>
+            </w:tcMar>
+          </w:tcPr>
+          <w:p>
+            <w:pPr>
+              <w:pStyle w:val="BodyText"/>
+            </w:pPr>
+            <w:pPr>
+              <w:spacing w:before="16"/>
+            </w:pPr>
+            <w:r>
+              <w:t xml:space="preserve">In these notes,</w:t>
+            </w:r>
+            <w:r>
+              <w:t xml:space="preserve"> </w:t>
+            </w:r>
+            <w:r>
+              <w:t xml:space="preserve">we avoid notational shorthands in permanent writing</w:t>
+            </w:r>
+            <w:r>
+              <w:t xml:space="preserve"> </w:t>
+            </w:r>
+            <w:r>
+              <w:t xml:space="preserve">and write the full form of each expression,</w:t>
+            </w:r>
+            <w:r>
+              <w:t xml:space="preserve"> </w:t>
+            </w:r>
+            <w:r>
+              <w:t xml:space="preserve">even where a shorthand would be shorter.</w:t>
+            </w:r>
+            <w:r>
+              <w:t xml:space="preserve"> </w:t>
+            </w:r>
+            <w:r>
+              <w:t xml:space="preserve">A reader who supplies the missing part of a shorthand</w:t>
+            </w:r>
+            <w:r>
+              <w:t xml:space="preserve"> </w:t>
+            </w:r>
+            <w:r>
+              <w:t xml:space="preserve">from a different context than the writer intended</w:t>
+            </w:r>
+            <w:r>
+              <w:t xml:space="preserve"> </w:t>
+            </w:r>
+            <w:r>
+              <w:t xml:space="preserve">reads a different expression than the one the writer meant.</w:t>
+            </w:r>
+            <w:r>
+              <w:t xml:space="preserve"> </w:t>
+            </w:r>
+            <w:r>
+              <w:t xml:space="preserve">Handwritten board work is often less complete,</w:t>
+            </w:r>
+            <w:r>
+              <w:t xml:space="preserve"> </w:t>
+            </w:r>
+            <w:r>
+              <w:t xml:space="preserve">but it should still write out ranges and limits where it can.</w:t>
+            </w:r>
+          </w:p>
+          <w:p>
+            <w:pPr>
+              <w:pStyle w:val="BodyText"/>
+            </w:pPr>
+            <w:r>
+              <w:t xml:space="preserve">We make one exception:</w:t>
+            </w:r>
+            <w:r>
+              <w:t xml:space="preserve"> </w:t>
+            </w:r>
+            <w:r>
+              <w:t xml:space="preserve">writing two factors side by side means multiplying them,</w:t>
+            </w:r>
+            <w:r>
+              <w:t xml:space="preserve"> </w:t>
+            </w:r>
+            <w:r>
+              <w:t xml:space="preserve">as in</w:t>
+            </w:r>
+            <w:r>
+              <w:t xml:space="preserve"> </w:t>
+            </w:r>
+            <m:oMath>
+              <m:r>
+                <m:t>2</m:t>
+              </m:r>
+              <m:r>
+                <m:t>x</m:t>
+              </m:r>
+            </m:oMath>
+            <w:r>
+              <w:t xml:space="preserve"> </w:t>
+            </w:r>
+            <w:r>
+              <w:t xml:space="preserve">for</w:t>
+            </w:r>
+            <w:r>
+              <w:t xml:space="preserve"> </w:t>
+            </w:r>
+            <m:oMath>
+              <m:r>
+                <m:t>2</m:t>
+              </m:r>
+              <m:r>
+                <m:rPr>
+                  <m:sty m:val="p"/>
+                </m:rPr>
+                <m:t>⋅</m:t>
+              </m:r>
+              <m:r>
+                <m:t>x</m:t>
+              </m:r>
+            </m:oMath>
+            <w:r>
+              <w:t xml:space="preserve"> </w:t>
+            </w:r>
+            <w:r>
+              <w:t xml:space="preserve">and</w:t>
+            </w:r>
+            <w:r>
+              <w:t xml:space="preserve"> </w:t>
+            </w:r>
+            <m:oMath>
+              <m:r>
+                <m:t>a</m:t>
+              </m:r>
+              <m:r>
+                <m:t>b</m:t>
+              </m:r>
+            </m:oMath>
+            <w:r>
+              <w:t xml:space="preserve"> </w:t>
+            </w:r>
+            <w:r>
+              <w:t xml:space="preserve">for</w:t>
+            </w:r>
+            <w:r>
+              <w:t xml:space="preserve"> </w:t>
+            </w:r>
+            <m:oMath>
+              <m:r>
+                <m:t>a</m:t>
+              </m:r>
+              <m:r>
+                <m:rPr>
+                  <m:sty m:val="p"/>
+                </m:rPr>
+                <m:t>⋅</m:t>
+              </m:r>
+              <m:r>
+                <m:t>b</m:t>
+              </m:r>
+            </m:oMath>
+            <w:r>
+              <w:t xml:space="preserve">.</w:t>
+            </w:r>
+            <w:r>
+              <w:t xml:space="preserve"> </w:t>
+            </w:r>
+            <w:r>
+              <w:t xml:space="preserve">We still write the multiplication sign</w:t>
+            </w:r>
+            <w:r>
+              <w:t xml:space="preserve"> </w:t>
+            </w:r>
+            <w:r>
+              <w:t xml:space="preserve">when the side-by-side form could be misread:</w:t>
+            </w:r>
+          </w:p>
+          <w:p>
+            <w:pPr>
+              <w:pStyle w:val="Compact"/>
+              <w:numPr>
+                <w:ilvl w:val="0"/>
+                <w:numId w:val="1022"/>
+              </w:numPr>
+            </w:pPr>
+            <m:oMath>
+              <m:r>
+                <m:t>2</m:t>
+              </m:r>
+              <m:r>
+                <m:rPr>
+                  <m:sty m:val="p"/>
+                </m:rPr>
+                <m:t>⋅</m:t>
+              </m:r>
+              <m:r>
+                <m:t>3</m:t>
+              </m:r>
+            </m:oMath>
+            <w:r>
+              <w:t xml:space="preserve">, not</w:t>
+            </w:r>
+            <w:r>
+              <w:t xml:space="preserve"> </w:t>
+            </w:r>
+            <m:oMath>
+              <m:r>
+                <m:t>23</m:t>
+              </m:r>
+            </m:oMath>
+            <w:r>
+              <w:t xml:space="preserve">, which reads as twenty-three;</w:t>
+            </w:r>
+          </w:p>
+          <w:p>
+            <w:pPr>
+              <w:pStyle w:val="Compact"/>
+              <w:numPr>
+                <w:ilvl w:val="0"/>
+                <w:numId w:val="1022"/>
+              </w:numPr>
+            </w:pPr>
+            <m:oMath>
+              <m:r>
+                <m:t>a</m:t>
+              </m:r>
+              <m:r>
+                <m:rPr>
+                  <m:sty m:val="p"/>
+                </m:rPr>
+                <m:t>⋅</m:t>
+              </m:r>
+              <m:r>
+                <m:rPr>
+                  <m:sty m:val="p"/>
+                </m:rPr>
+                <m:t>(</m:t>
+              </m:r>
+              <m:r>
+                <m:t>b</m:t>
+              </m:r>
+              <m:r>
+                <m:rPr>
+                  <m:sty m:val="p"/>
+                </m:rPr>
+                <m:t>+</m:t>
+              </m:r>
+              <m:r>
+                <m:t>c</m:t>
+              </m:r>
+              <m:r>
+                <m:rPr>
+                  <m:sty m:val="p"/>
+                </m:rPr>
+                <m:t>)</m:t>
+              </m:r>
+            </m:oMath>
+            <w:r>
+              <w:t xml:space="preserve"> </w:t>
+            </w:r>
+            <w:r>
+              <w:t xml:space="preserve">when</w:t>
+            </w:r>
+            <w:r>
+              <w:t xml:space="preserve"> </w:t>
+            </w:r>
+            <m:oMath>
+              <m:r>
+                <m:t>a</m:t>
+              </m:r>
+            </m:oMath>
+            <w:r>
+              <w:t xml:space="preserve"> </w:t>
+            </w:r>
+            <w:r>
+              <w:t xml:space="preserve">could be a function,</w:t>
+            </w:r>
+            <w:r>
+              <w:t xml:space="preserve"> </w:t>
+            </w:r>
+            <w:r>
+              <w:t xml:space="preserve">since</w:t>
+            </w:r>
+            <w:r>
+              <w:t xml:space="preserve"> </w:t>
+            </w:r>
+            <m:oMath>
+              <m:r>
+                <m:t>a</m:t>
+              </m:r>
+              <m:r>
+                <m:rPr>
+                  <m:sty m:val="p"/>
+                </m:rPr>
+                <m:t>(</m:t>
+              </m:r>
+              <m:r>
+                <m:t>b</m:t>
+              </m:r>
+              <m:r>
+                <m:rPr>
+                  <m:sty m:val="p"/>
+                </m:rPr>
+                <m:t>+</m:t>
+              </m:r>
+              <m:r>
+                <m:t>c</m:t>
+              </m:r>
+              <m:r>
+                <m:rPr>
+                  <m:sty m:val="p"/>
+                </m:rPr>
+                <m:t>)</m:t>
+              </m:r>
+            </m:oMath>
+            <w:r>
+              <w:t xml:space="preserve"> </w:t>
+            </w:r>
+            <w:r>
+              <w:t xml:space="preserve">could mean</w:t>
+            </w:r>
+            <w:r>
+              <w:t xml:space="preserve"> </w:t>
+            </w:r>
+            <m:oMath>
+              <m:r>
+                <m:t>a</m:t>
+              </m:r>
+            </m:oMath>
+            <w:r>
+              <w:t xml:space="preserve"> </w:t>
+            </w:r>
+            <w:r>
+              <w:t xml:space="preserve">evaluated at</w:t>
+            </w:r>
+            <w:r>
+              <w:t xml:space="preserve"> </w:t>
+            </w:r>
+            <m:oMath>
+              <m:r>
+                <m:t>b</m:t>
+              </m:r>
+              <m:r>
+                <m:rPr>
+                  <m:sty m:val="p"/>
+                </m:rPr>
+                <m:t>+</m:t>
+              </m:r>
+              <m:r>
+                <m:t>c</m:t>
+              </m:r>
+            </m:oMath>
+            <w:r>
+              <w:t xml:space="preserve">.</w:t>
+            </w:r>
+          </w:p>
+          <w:p/>
+        </w:tc>
+      </w:tr>
+    </w:tbl>
+    <w:bookmarkStart w:id="138" w:name="def-range-of-variable"/>
+    <w:p>
+      <w:pPr>
+        <w:pStyle w:val="FirstParagraph"/>
+      </w:pPr>
+      <w:r>
+        <w:rPr>
+          <w:b/>
+          <w:bCs/>
+        </w:rPr>
+        <w:t xml:space="preserve">Definition 38 (Range of a variable)</w:t>
+      </w:r>
+      <w:r>
+        <w:t xml:space="preserve"> </w:t>
+      </w:r>
+      <w:r>
+        <w:t xml:space="preserve">The</w:t>
+      </w:r>
+      <w:r>
+        <w:t xml:space="preserve"> </w:t>
+      </w:r>
+      <w:r>
+        <w:rPr>
+          <w:b/>
+          <w:bCs/>
+        </w:rPr>
+        <w:t xml:space="preserve">range</w:t>
+      </w:r>
+      <w:r>
+        <w:t xml:space="preserve"> </w:t>
+      </w:r>
+      <w:r>
+        <w:t xml:space="preserve">of a variable</w:t>
+      </w:r>
+      <w:r>
+        <w:t xml:space="preserve"> </w:t>
+      </w:r>
+      <m:oMath>
+        <m:r>
+          <m:t>x</m:t>
+        </m:r>
+      </m:oMath>
+      <w:r>
+        <w:t xml:space="preserve">, written</w:t>
+      </w:r>
+      <w:r>
+        <w:t xml:space="preserve"> </w:t>
+      </w:r>
+      <m:oMath>
+        <m:r>
+          <m:rPr>
+            <m:scr m:val="script"/>
+            <m:sty m:val="p"/>
+          </m:rPr>
+          <m:t>R</m:t>
+        </m:r>
+        <m:r>
+          <m:rPr>
+            <m:sty m:val="p"/>
+          </m:rPr>
+          <m:t>(</m:t>
+        </m:r>
+        <m:r>
+          <m:t>x</m:t>
+        </m:r>
+        <m:r>
+          <m:rPr>
+            <m:sty m:val="p"/>
+          </m:rPr>
+          <m:t>)</m:t>
+        </m:r>
+      </m:oMath>
+      <w:r>
+        <w:t xml:space="preserve">,</w:t>
+      </w:r>
+      <w:r>
+        <w:t xml:space="preserve"> </w:t>
+      </w:r>
+      <w:r>
+        <w:t xml:space="preserve">is the set of values that</w:t>
+      </w:r>
+      <w:r>
+        <w:t xml:space="preserve"> </w:t>
+      </w:r>
+      <m:oMath>
+        <m:r>
+          <m:t>x</m:t>
+        </m:r>
+      </m:oMath>
+      <w:r>
+        <w:t xml:space="preserve"> </w:t>
+      </w:r>
+      <w:r>
+        <w:t xml:space="preserve">can take.</w:t>
+      </w:r>
+    </w:p>
+    <w:bookmarkEnd w:id="138"/>
+    <w:p>
+      <w:pPr>
+        <w:pStyle w:val="BodyText"/>
+      </w:pPr>
+      <w:r>
+        <w:t xml:space="preserve">For example,</w:t>
+      </w:r>
+      <w:r>
+        <w:t xml:space="preserve"> </w:t>
+      </w:r>
+      <w:r>
+        <w:t xml:space="preserve">if</w:t>
+      </w:r>
+      <w:r>
+        <w:t xml:space="preserve"> </w:t>
+      </w:r>
+      <m:oMath>
+        <m:r>
+          <m:t>x</m:t>
+        </m:r>
+      </m:oMath>
+      <w:r>
+        <w:t xml:space="preserve"> </w:t>
+      </w:r>
+      <w:r>
+        <w:t xml:space="preserve">is the number of heads in two tosses of a coin,</w:t>
+      </w:r>
+      <w:r>
+        <w:t xml:space="preserve"> </w:t>
+      </w:r>
+      <w:r>
+        <w:t xml:space="preserve">then</w:t>
+      </w:r>
+      <w:r>
+        <w:t xml:space="preserve"> </w:t>
+      </w:r>
+      <m:oMath>
+        <m:r>
+          <m:rPr>
+            <m:scr m:val="script"/>
+            <m:sty m:val="p"/>
+          </m:rPr>
+          <m:t>R</m:t>
+        </m:r>
+        <m:r>
+          <m:rPr>
+            <m:sty m:val="p"/>
+          </m:rPr>
+          <m:t>(</m:t>
+        </m:r>
+        <m:r>
+          <m:t>x</m:t>
+        </m:r>
+        <m:r>
+          <m:rPr>
+            <m:sty m:val="p"/>
+          </m:rPr>
+          <m:t>)</m:t>
+        </m:r>
+        <m:r>
+          <m:rPr>
+            <m:sty m:val="p"/>
+          </m:rPr>
+          <m:t>=</m:t>
+        </m:r>
+        <m:r>
+          <m:t>​</m:t>
+        </m:r>
+        <m:d>
+          <m:dPr>
+            <m:begChr m:val="{"/>
+            <m:sepChr m:val=""/>
+            <m:endChr m:val="}"/>
+            <m:grow/>
+          </m:dPr>
+          <m:e>
+            <m:r>
+              <m:t>0</m:t>
+            </m:r>
+            <m:r>
+              <m:rPr>
+                <m:sty m:val="p"/>
+              </m:rPr>
+              <m:t>,</m:t>
+            </m:r>
+            <m:r>
+              <m:t>1</m:t>
+            </m:r>
+            <m:r>
+              <m:rPr>
+                <m:sty m:val="p"/>
+              </m:rPr>
+              <m:t>,</m:t>
+            </m:r>
+            <m:r>
+              <m:t>2</m:t>
+            </m:r>
+          </m:e>
+        </m:d>
+        <m:r>
+          <m:t>​</m:t>
+        </m:r>
+      </m:oMath>
+      <w:r>
+        <w:t xml:space="preserve">.</w:t>
+      </w:r>
+      <w:r>
+        <w:t xml:space="preserve"> </w:t>
+      </w:r>
+      <w:r>
+        <w:t xml:space="preserve">A</w:t>
+      </w:r>
+      <w:r>
+        <w:t xml:space="preserve"> </w:t>
+      </w:r>
+      <w:hyperlink r:id="rId139">
+        <w:r>
+          <w:rPr>
+            <w:rStyle w:val="Hyperlink"/>
+          </w:rPr>
+          <w:t xml:space="preserve">random variable</w:t>
+        </w:r>
+      </w:hyperlink>
+      <w:r>
+        <w:t xml:space="preserve"> </w:t>
+      </w:r>
+      <m:oMath>
+        <m:r>
+          <m:t>X</m:t>
+        </m:r>
+      </m:oMath>
+      <w:r>
+        <w:t xml:space="preserve"> </w:t>
+      </w:r>
+      <w:r>
+        <w:t xml:space="preserve">(defined in the Morrison Lab’s probability notes)</w:t>
+      </w:r>
+      <w:r>
+        <w:t xml:space="preserve"> </w:t>
+      </w:r>
+      <w:r>
+        <w:t xml:space="preserve">is a</w:t>
+      </w:r>
+      <w:r>
+        <w:t xml:space="preserve"> </w:t>
+      </w:r>
+      <w:hyperlink r:id="rId14">
+        <w:r>
+          <w:rPr>
+            <w:rStyle w:val="Hyperlink"/>
+          </w:rPr>
+          <w:t xml:space="preserve">function</w:t>
+        </w:r>
+      </w:hyperlink>
+      <w:r>
+        <w:t xml:space="preserve">,</w:t>
+      </w:r>
+      <w:r>
+        <w:t xml:space="preserve"> </w:t>
+      </w:r>
+      <w:r>
+        <w:t xml:space="preserve">and the set of values</w:t>
+      </w:r>
+      <w:r>
+        <w:t xml:space="preserve"> </w:t>
+      </w:r>
+      <m:oMath>
+        <m:r>
+          <m:t>X</m:t>
+        </m:r>
+      </m:oMath>
+      <w:r>
+        <w:t xml:space="preserve"> </w:t>
+      </w:r>
+      <w:r>
+        <w:t xml:space="preserve">can take,</w:t>
+      </w:r>
+      <w:r>
+        <w:t xml:space="preserve"> </w:t>
+      </w:r>
+      <m:oMath>
+        <m:r>
+          <m:rPr>
+            <m:scr m:val="script"/>
+            <m:sty m:val="p"/>
+          </m:rPr>
+          <m:t>R</m:t>
+        </m:r>
+        <m:r>
+          <m:rPr>
+            <m:sty m:val="p"/>
+          </m:rPr>
+          <m:t>(</m:t>
+        </m:r>
+        <m:r>
+          <m:t>X</m:t>
+        </m:r>
+        <m:r>
+          <m:rPr>
+            <m:sty m:val="p"/>
+          </m:rPr>
+          <m:t>)</m:t>
+        </m:r>
+      </m:oMath>
+      <w:r>
+        <w:t xml:space="preserve">,</w:t>
+      </w:r>
+      <w:r>
+        <w:t xml:space="preserve"> </w:t>
+      </w:r>
+      <w:r>
+        <w:t xml:space="preserve">is the</w:t>
+      </w:r>
+      <w:r>
+        <w:t xml:space="preserve"> </w:t>
+      </w:r>
+      <w:hyperlink r:id="rId34">
+        <w:r>
+          <w:rPr>
+            <w:rStyle w:val="Hyperlink"/>
+          </w:rPr>
+          <w:t xml:space="preserve">image</w:t>
+        </w:r>
+      </w:hyperlink>
+      <w:r>
+        <w:t xml:space="preserve"> </w:t>
+      </w:r>
+      <w:r>
+        <w:t xml:space="preserve">of</w:t>
+      </w:r>
+      <w:r>
+        <w:t xml:space="preserve"> </w:t>
+      </w:r>
+      <m:oMath>
+        <m:r>
+          <m:t>X</m:t>
+        </m:r>
+      </m:oMath>
+      <w:r>
+        <w:t xml:space="preserve">.</w:t>
+      </w:r>
+      <w:r>
+        <w:t xml:space="preserve"> </w:t>
+      </w:r>
+      <w:r>
+        <w:t xml:space="preserve">These notes use</w:t>
+      </w:r>
+      <w:r>
+        <w:t xml:space="preserve"> </w:t>
+      </w:r>
+      <w:r>
+        <w:t xml:space="preserve">“range”</w:t>
+      </w:r>
+      <w:r>
+        <w:t xml:space="preserve"> </w:t>
+      </w:r>
+      <w:r>
+        <w:t xml:space="preserve">only for variables:</w:t>
+      </w:r>
+      <w:r>
+        <w:t xml:space="preserve"> </w:t>
+      </w:r>
+      <w:r>
+        <w:t xml:space="preserve">for a function,</w:t>
+      </w:r>
+      <w:r>
+        <w:t xml:space="preserve"> </w:t>
+      </w:r>
+      <w:r>
+        <w:t xml:space="preserve">“range”</w:t>
+      </w:r>
+      <w:r>
+        <w:t xml:space="preserve"> </w:t>
+      </w:r>
+      <w:r>
+        <w:t xml:space="preserve">can mean either the image or the codomain</w:t>
+      </w:r>
+      <w:r>
+        <w:t xml:space="preserve"> </w:t>
+      </w:r>
+      <w:r>
+        <w:t xml:space="preserve">(</w:t>
+      </w:r>
+      <w:hyperlink r:id="rId140">
+        <w:r>
+          <w:rPr>
+            <w:rStyle w:val="Hyperlink"/>
+          </w:rPr>
+          <w:t xml:space="preserve">Image and range</w:t>
+        </w:r>
+      </w:hyperlink>
+      <w:r>
+        <w:t xml:space="preserve">).</w:t>
+      </w:r>
+      <w:r>
+        <w:t xml:space="preserve"> </w:t>
+      </w:r>
+      <w:r>
+        <w:t xml:space="preserve">In statistics,</w:t>
+      </w:r>
+      <w:r>
+        <w:t xml:space="preserve"> </w:t>
+      </w:r>
+      <w:r>
+        <w:t xml:space="preserve">“the range”</w:t>
+      </w:r>
+      <w:r>
+        <w:t xml:space="preserve"> </w:t>
+      </w:r>
+      <w:r>
+        <w:t xml:space="preserve">of a dataset can also mean</w:t>
+      </w:r>
+      <w:r>
+        <w:t xml:space="preserve"> </w:t>
+      </w:r>
+      <w:r>
+        <w:t xml:space="preserve">its largest value minus its smallest value;</w:t>
+      </w:r>
+      <w:r>
+        <w:t xml:space="preserve"> </w:t>
+      </w:r>
+      <m:oMath>
+        <m:r>
+          <m:rPr>
+            <m:scr m:val="script"/>
+            <m:sty m:val="p"/>
+          </m:rPr>
+          <m:t>R</m:t>
+        </m:r>
+        <m:r>
+          <m:rPr>
+            <m:sty m:val="p"/>
+          </m:rPr>
+          <m:t>(</m:t>
+        </m:r>
+        <m:r>
+          <m:t>x</m:t>
+        </m:r>
+        <m:r>
+          <m:rPr>
+            <m:sty m:val="p"/>
+          </m:rPr>
+          <m:t>)</m:t>
+        </m:r>
+      </m:oMath>
+      <w:r>
+        <w:t xml:space="preserve"> </w:t>
+      </w:r>
+      <w:r>
+        <w:t xml:space="preserve">is a set, not that difference.</w:t>
+      </w:r>
+    </w:p>
+    <w:p>
+      <w:pPr>
+        <w:pStyle w:val="BodyText"/>
+      </w:pPr>
+      <w:hyperlink w:anchor="tbl-notational-shorthands">
+        <w:r>
+          <w:rPr>
+            <w:rStyle w:val="Hyperlink"/>
+          </w:rPr>
+          <w:t xml:space="preserve">Table 1</w:t>
+        </w:r>
+      </w:hyperlink>
+      <w:r>
+        <w:t xml:space="preserve"> </w:t>
+      </w:r>
+      <w:r>
+        <w:t xml:space="preserve">lists shorthands you may meet in other sources,</w:t>
+      </w:r>
+      <w:r>
+        <w:t xml:space="preserve"> </w:t>
+      </w:r>
+      <w:r>
+        <w:t xml:space="preserve">the full form each one abbreviates,</w:t>
+      </w:r>
+      <w:r>
+        <w:t xml:space="preserve"> </w:t>
+      </w:r>
+      <w:r>
+        <w:t xml:space="preserve">and the part each one leaves out.</w:t>
+      </w:r>
+      <w:r>
+        <w:t xml:space="preserve"> </w:t>
+      </w:r>
+      <w:r>
+        <w:t xml:space="preserve">In the table,</w:t>
+      </w:r>
+      <w:r>
+        <w:t xml:space="preserve"> </w:t>
+      </w:r>
+      <m:oMath>
+        <m:sSub>
+          <m:e>
+            <m:r>
+              <m:t>x</m:t>
+            </m:r>
+          </m:e>
+          <m:sub>
+            <m:r>
+              <m:t>1</m:t>
+            </m:r>
+          </m:sub>
+        </m:sSub>
+        <m:r>
+          <m:rPr>
+            <m:sty m:val="p"/>
+          </m:rPr>
+          <m:t>,</m:t>
+        </m:r>
+        <m:r>
+          <m:rPr>
+            <m:sty m:val="p"/>
+          </m:rPr>
+          <m:t>…</m:t>
+        </m:r>
+        <m:r>
+          <m:rPr>
+            <m:sty m:val="p"/>
+          </m:rPr>
+          <m:t>,</m:t>
+        </m:r>
+        <m:sSub>
+          <m:e>
+            <m:r>
+              <m:t>x</m:t>
+            </m:r>
+          </m:e>
+          <m:sub>
+            <m:r>
+              <m:t>n</m:t>
+            </m:r>
+          </m:sub>
+        </m:sSub>
+      </m:oMath>
+      <w:r>
+        <w:t xml:space="preserve"> </w:t>
+      </w:r>
+      <w:r>
+        <w:t xml:space="preserve">and</w:t>
+      </w:r>
+      <w:r>
+        <w:t xml:space="preserve"> </w:t>
+      </w:r>
+      <m:oMath>
+        <m:sSub>
+          <m:e>
+            <m:r>
+              <m:t>a</m:t>
+            </m:r>
+          </m:e>
+          <m:sub>
+            <m:r>
+              <m:t>1</m:t>
+            </m:r>
+          </m:sub>
+        </m:sSub>
+        <m:r>
+          <m:rPr>
+            <m:sty m:val="p"/>
+          </m:rPr>
+          <m:t>,</m:t>
+        </m:r>
+        <m:r>
+          <m:rPr>
+            <m:sty m:val="p"/>
+          </m:rPr>
+          <m:t>…</m:t>
+        </m:r>
+        <m:r>
+          <m:rPr>
+            <m:sty m:val="p"/>
+          </m:rPr>
+          <m:t>,</m:t>
+        </m:r>
+        <m:sSub>
+          <m:e>
+            <m:r>
+              <m:t>a</m:t>
+            </m:r>
+          </m:e>
+          <m:sub>
+            <m:r>
+              <m:t>n</m:t>
+            </m:r>
+          </m:sub>
+        </m:sSub>
+      </m:oMath>
+      <w:r>
+        <w:t xml:space="preserve"> </w:t>
+      </w:r>
+      <w:r>
+        <w:t xml:space="preserve">are</w:t>
+      </w:r>
+      <w:r>
+        <w:t xml:space="preserve"> </w:t>
+      </w:r>
+      <m:oMath>
+        <m:r>
+          <m:t>n</m:t>
+        </m:r>
+      </m:oMath>
+      <w:r>
+        <w:t xml:space="preserve"> </w:t>
+      </w:r>
+      <w:r>
+        <w:t xml:space="preserve">numbers,</w:t>
+      </w:r>
+      <w:r>
+        <w:t xml:space="preserve"> </w:t>
+      </w:r>
+      <m:oMath>
+        <m:sSub>
+          <m:e>
+            <m:r>
+              <m:t>b</m:t>
+            </m:r>
+          </m:e>
+          <m:sub>
+            <m:r>
+              <m:t>i</m:t>
+            </m:r>
+            <m:r>
+              <m:t>j</m:t>
+            </m:r>
+          </m:sub>
+        </m:sSub>
+      </m:oMath>
+      <w:r>
+        <w:t xml:space="preserve"> </w:t>
+      </w:r>
+      <w:r>
+        <w:t xml:space="preserve">is the entry in row</w:t>
+      </w:r>
+      <w:r>
+        <w:t xml:space="preserve"> </w:t>
+      </w:r>
+      <m:oMath>
+        <m:r>
+          <m:t>i</m:t>
+        </m:r>
+      </m:oMath>
+      <w:r>
+        <w:t xml:space="preserve"> </w:t>
+      </w:r>
+      <w:r>
+        <w:t xml:space="preserve">and column</w:t>
+      </w:r>
+      <w:r>
+        <w:t xml:space="preserve"> </w:t>
+      </w:r>
+      <m:oMath>
+        <m:r>
+          <m:t>j</m:t>
+        </m:r>
+      </m:oMath>
+      <w:r>
+        <w:t xml:space="preserve"> </w:t>
+      </w:r>
+      <w:r>
+        <w:t xml:space="preserve">of an</w:t>
+      </w:r>
+      <w:r>
+        <w:t xml:space="preserve"> </w:t>
+      </w:r>
+      <m:oMath>
+        <m:r>
+          <m:t>m</m:t>
+        </m:r>
+        <m:r>
+          <m:rPr>
+            <m:sty m:val="p"/>
+          </m:rPr>
+          <m:t>×</m:t>
+        </m:r>
+        <m:r>
+          <m:t>n</m:t>
+        </m:r>
+      </m:oMath>
+      <w:r>
+        <w:t xml:space="preserve"> </w:t>
+      </w:r>
+      <w:r>
+        <w:t xml:space="preserve">array,</w:t>
+      </w:r>
+      <w:r>
+        <w:t xml:space="preserve"> </w:t>
+      </w:r>
+      <m:oMath>
+        <m:r>
+          <m:t>k</m:t>
+        </m:r>
+      </m:oMath>
+      <w:r>
+        <w:t xml:space="preserve"> </w:t>
+      </w:r>
+      <w:r>
+        <w:t xml:space="preserve">is an integer with</w:t>
+      </w:r>
+      <w:r>
+        <w:t xml:space="preserve"> </w:t>
+      </w:r>
+      <m:oMath>
+        <m:r>
+          <m:t>1</m:t>
+        </m:r>
+        <m:r>
+          <m:rPr>
+            <m:sty m:val="p"/>
+          </m:rPr>
+          <m:t>≤</m:t>
+        </m:r>
+        <m:r>
+          <m:t>k</m:t>
+        </m:r>
+        <m:r>
+          <m:rPr>
+            <m:sty m:val="p"/>
+          </m:rPr>
+          <m:t>≤</m:t>
+        </m:r>
+        <m:r>
+          <m:t>n</m:t>
+        </m:r>
+      </m:oMath>
+      <w:r>
+        <w:t xml:space="preserve">,</w:t>
+      </w:r>
+      <w:r>
+        <w:t xml:space="preserve"> </w:t>
+      </w:r>
+      <m:oMath>
+        <m:r>
+          <m:t>f</m:t>
+        </m:r>
+      </m:oMath>
+      <w:r>
+        <w:t xml:space="preserve"> </w:t>
+      </w:r>
+      <w:r>
+        <w:t xml:space="preserve">is a</w:t>
+      </w:r>
+      <w:r>
+        <w:t xml:space="preserve"> </w:t>
+      </w:r>
+      <w:hyperlink r:id="rId14">
+        <w:r>
+          <w:rPr>
+            <w:rStyle w:val="Hyperlink"/>
+          </w:rPr>
+          <w:t xml:space="preserve">function</w:t>
+        </w:r>
+      </w:hyperlink>
+      <w:r>
+        <w:t xml:space="preserve"> </w:t>
+      </w:r>
+      <w:r>
+        <w:t xml:space="preserve">from</w:t>
+      </w:r>
+      <w:r>
+        <w:t xml:space="preserve"> </w:t>
+      </w:r>
+      <m:oMath>
+        <m:r>
+          <m:rPr>
+            <m:scr m:val="double-struck"/>
+            <m:sty m:val="p"/>
+          </m:rPr>
+          <m:t>R</m:t>
+        </m:r>
+      </m:oMath>
+      <w:r>
+        <w:t xml:space="preserve"> </w:t>
+      </w:r>
+      <w:r>
+        <w:t xml:space="preserve">to</w:t>
+      </w:r>
+      <w:r>
+        <w:t xml:space="preserve"> </w:t>
+      </w:r>
+      <m:oMath>
+        <m:r>
+          <m:rPr>
+            <m:scr m:val="double-struck"/>
+            <m:sty m:val="p"/>
+          </m:rPr>
+          <m:t>R</m:t>
+        </m:r>
+      </m:oMath>
+      <w:r>
+        <w:t xml:space="preserve">,</w:t>
+      </w:r>
+      <w:r>
+        <w:t xml:space="preserve"> </w:t>
+      </w:r>
+      <w:r>
+        <w:t xml:space="preserve">and, in the first row,</w:t>
+      </w:r>
+      <w:r>
+        <w:t xml:space="preserve"> </w:t>
+      </w:r>
+      <m:oMath>
+        <m:r>
+          <m:rPr>
+            <m:scr m:val="script"/>
+            <m:sty m:val="p"/>
+          </m:rPr>
+          <m:t>R</m:t>
+        </m:r>
+        <m:r>
+          <m:rPr>
+            <m:sty m:val="p"/>
+          </m:rPr>
+          <m:t>(</m:t>
+        </m:r>
+        <m:r>
+          <m:t>x</m:t>
+        </m:r>
+        <m:r>
+          <m:rPr>
+            <m:sty m:val="p"/>
+          </m:rPr>
+          <m:t>)</m:t>
+        </m:r>
+      </m:oMath>
+      <w:r>
+        <w:t xml:space="preserve"> </w:t>
+      </w:r>
+      <w:r>
+        <w:t xml:space="preserve">is a finite set.</w:t>
+      </w:r>
+    </w:p>
+    <w:tbl>
+      <w:tblPr>
+        <w:tblStyle w:val="Table"/>
+        <w:tblW w:type="pct" w:w="5000"/>
+        <w:tblLayout w:type="fixed"/>
+        <w:tblLook w:firstRow="0" w:lastRow="0" w:firstColumn="0" w:lastColumn="0" w:noHBand="0" w:noVBand="0" w:val="0000"/>
+      </w:tblPr>
+      <w:tblGrid>
+        <w:gridCol w:w="7920"/>
+      </w:tblGrid>
+      <w:tr>
+        <w:tc>
+          <w:tcPr/>
+          <w:bookmarkStart w:id="141" w:name="tbl-notational-shorthands"/>
+          <w:p>
+            <w:pPr>
+              <w:jc w:val="center"/>
+            </w:pPr>
+            <w:pPr>
+              <w:jc w:val="left"/>
+              <w:spacing w:before="200"/>
+              <w:pStyle w:val="ImageCaption"/>
+            </w:pPr>
+            <w:r>
+              <w:t xml:space="preserve">Table 1: Common notational shorthands and their full forms</w:t>
+            </w:r>
+          </w:p>
+          <w:tbl>
+            <w:tblPr>
+              <w:tblStyle w:val="Table"/>
+              <w:tblW w:type="pct" w:w="5000"/>
+              <w:tblLayout w:type="fixed"/>
+              <w:tblLook w:firstRow="1" w:lastRow="0" w:firstColumn="0" w:lastColumn="0" w:noHBand="0" w:noVBand="0" w:val="0020"/>
+            </w:tblPr>
+            <w:tblGrid>
+              <w:gridCol w:w="2354"/>
+              <w:gridCol w:w="2354"/>
+              <w:gridCol w:w="3210"/>
+            </w:tblGrid>
+            <w:tr>
+              <w:trPr>
+                <w:tblHeader w:val="on"/>
+              </w:trPr>
+              <w:tc>
+                <w:tcPr/>
+                <w:p>
+                  <w:pPr>
+                    <w:pStyle w:val="Compact"/>
+                    <w:jc w:val="left"/>
+                    <w:jc w:val="center"/>
+                  </w:pPr>
+                  <w:r>
+                    <w:t xml:space="preserve">Shorthand</w:t>
+                  </w:r>
+                </w:p>
+              </w:tc>
+              <w:tc>
+                <w:tcPr/>
+                <w:p>
+                  <w:pPr>
+                    <w:pStyle w:val="Compact"/>
+                    <w:jc w:val="left"/>
+                    <w:jc w:val="center"/>
+                  </w:pPr>
+                  <w:r>
+                    <w:t xml:space="preserve">Full form</w:t>
+                  </w:r>
+                </w:p>
+              </w:tc>
+              <w:tc>
+                <w:tcPr/>
+                <w:p>
+                  <w:pPr>
+                    <w:pStyle w:val="Compact"/>
+                    <w:jc w:val="left"/>
+                    <w:jc w:val="center"/>
+                  </w:pPr>
+                  <w:r>
+                    <w:t xml:space="preserve">Part left out</w:t>
+                  </w:r>
+                </w:p>
+              </w:tc>
+            </w:tr>
+            <w:tr>
+              <w:tc>
+                <w:tcPr/>
+                <w:p>
+                  <w:pPr>
+                    <w:pStyle w:val="Compact"/>
+                    <w:jc w:val="left"/>
+                    <w:jc w:val="center"/>
+                  </w:pPr>
+                  <m:oMath>
+                    <m:nary>
+                      <m:naryPr>
+                        <m:chr m:val="∑"/>
+                        <m:limLoc m:val="undOvr"/>
+                        <m:subHide m:val="off"/>
+                        <m:supHide m:val="on"/>
+                      </m:naryPr>
+                      <m:sub>
+                        <m:r>
+                          <m:t>x</m:t>
+                        </m:r>
+                      </m:sub>
+                      <m:sup>
+                        <m:r>
+                          <m:t>​</m:t>
+                        </m:r>
+                      </m:sup>
+                      <m:e>
+                        <m:r>
+                          <m:t>f</m:t>
+                        </m:r>
+                      </m:e>
+                    </m:nary>
+                    <m:r>
+                      <m:rPr>
+                        <m:sty m:val="p"/>
+                      </m:rPr>
+                      <m:t>(</m:t>
+                    </m:r>
+                    <m:r>
+                      <m:t>x</m:t>
+                    </m:r>
+                    <m:r>
+                      <m:rPr>
+                        <m:sty m:val="p"/>
+                      </m:rPr>
+                      <m:t>)</m:t>
+                    </m:r>
+                  </m:oMath>
+                  <w:r>
+                    <w:t xml:space="preserve">​</w:t>
+                  </w:r>
+                </w:p>
+              </w:tc>
+              <w:tc>
+                <w:tcPr/>
+                <w:p>
+                  <w:pPr>
+                    <w:pStyle w:val="Compact"/>
+                    <w:jc w:val="left"/>
+                    <w:jc w:val="center"/>
+                  </w:pPr>
+                  <m:oMath>
+                    <m:nary>
+                      <m:naryPr>
+                        <m:chr m:val="∑"/>
+                        <m:limLoc m:val="undOvr"/>
+                        <m:subHide m:val="off"/>
+                        <m:supHide m:val="on"/>
+                      </m:naryPr>
+                      <m:sub>
+                        <m:r>
+                          <m:t>x</m:t>
+                        </m:r>
+                        <m:r>
+                          <m:rPr>
+                            <m:sty m:val="p"/>
+                          </m:rPr>
+                          <m:t>∈</m:t>
+                        </m:r>
+                        <m:r>
+                          <m:rPr>
+                            <m:scr m:val="script"/>
+                            <m:sty m:val="p"/>
+                          </m:rPr>
+                          <m:t>R</m:t>
+                        </m:r>
+                        <m:r>
+                          <m:rPr>
+                            <m:sty m:val="p"/>
+                          </m:rPr>
+                          <m:t>(</m:t>
+                        </m:r>
+                        <m:r>
+                          <m:t>x</m:t>
+                        </m:r>
+                        <m:r>
+                          <m:rPr>
+                            <m:sty m:val="p"/>
+                          </m:rPr>
+                          <m:t>)</m:t>
+                        </m:r>
+                      </m:sub>
+                      <m:sup>
+                        <m:r>
+                          <m:t>​</m:t>
+                        </m:r>
+                      </m:sup>
+                      <m:e>
+                        <m:r>
+                          <m:t>f</m:t>
+                        </m:r>
+                      </m:e>
+                    </m:nary>
+                    <m:r>
+                      <m:rPr>
+                        <m:sty m:val="p"/>
+                      </m:rPr>
+                      <m:t>(</m:t>
+                    </m:r>
+                    <m:r>
+                      <m:t>x</m:t>
+                    </m:r>
+                    <m:r>
+                      <m:rPr>
+                        <m:sty m:val="p"/>
+                      </m:rPr>
+                      <m:t>)</m:t>
+                    </m:r>
+                  </m:oMath>
+                  <w:r>
+                    <w:t xml:space="preserve">​</w:t>
+                  </w:r>
+                </w:p>
+              </w:tc>
+              <w:tc>
+                <w:tcPr/>
+                <w:p>
+                  <w:pPr>
+                    <w:pStyle w:val="Compact"/>
+                    <w:jc w:val="left"/>
+                    <w:jc w:val="center"/>
+                  </w:pPr>
+                  <w:r>
+                    <w:t xml:space="preserve">the set the sum runs over (</w:t>
+                  </w:r>
+                  <w:hyperlink w:anchor="def-sum-over-set">
+                    <w:r>
+                      <w:rPr>
+                        <w:rStyle w:val="Hyperlink"/>
+                      </w:rPr>
+                      <w:t xml:space="preserve">sum over a finite set</w:t>
+                    </w:r>
+                  </w:hyperlink>
+                  <w:r>
+                    <w:t xml:space="preserve">)</w:t>
+                  </w:r>
+                </w:p>
+              </w:tc>
+            </w:tr>
+            <w:tr>
+              <w:tc>
+                <w:tcPr/>
+                <w:p>
+                  <w:pPr>
+                    <w:pStyle w:val="Compact"/>
+                    <w:jc w:val="left"/>
+                    <w:jc w:val="center"/>
+                  </w:pPr>
+                  <m:oMath>
+                    <m:nary>
+                      <m:naryPr>
+                        <m:chr m:val="∑"/>
+                        <m:limLoc m:val="undOvr"/>
+                        <m:subHide m:val="off"/>
+                        <m:supHide m:val="on"/>
+                      </m:naryPr>
+                      <m:sub>
+                        <m:r>
+                          <m:t>i</m:t>
+                        </m:r>
+                      </m:sub>
+                      <m:sup>
+                        <m:r>
+                          <m:t>​</m:t>
+                        </m:r>
+                      </m:sup>
+                      <m:e>
+                        <m:sSub>
+                          <m:e>
+                            <m:r>
+                              <m:t>x</m:t>
+                            </m:r>
+                          </m:e>
+                          <m:sub>
+                            <m:r>
+                              <m:t>i</m:t>
+                            </m:r>
+                          </m:sub>
+                        </m:sSub>
+                      </m:e>
+                    </m:nary>
+                  </m:oMath>
+                  <w:r>
+                    <w:t xml:space="preserve">​</w:t>
+                  </w:r>
+                </w:p>
+              </w:tc>
+              <w:tc>
+                <w:tcPr/>
+                <w:p>
+                  <w:pPr>
+                    <w:pStyle w:val="Compact"/>
+                    <w:jc w:val="left"/>
+                    <w:jc w:val="center"/>
+                  </w:pPr>
+                  <m:oMath>
+                    <m:nary>
+                      <m:naryPr>
+                        <m:chr m:val="∑"/>
+                        <m:limLoc m:val="undOvr"/>
+                        <m:subHide m:val="off"/>
+                        <m:supHide m:val="off"/>
+                      </m:naryPr>
+                      <m:sub>
+                        <m:r>
+                          <m:t>i</m:t>
+                        </m:r>
+                        <m:r>
+                          <m:rPr>
+                            <m:sty m:val="p"/>
+                          </m:rPr>
+                          <m:t>=</m:t>
+                        </m:r>
+                        <m:r>
+                          <m:t>1</m:t>
+                        </m:r>
+                      </m:sub>
+                      <m:sup>
+                        <m:r>
+                          <m:t>n</m:t>
+                        </m:r>
+                      </m:sup>
+                      <m:e>
+                        <m:sSub>
+                          <m:e>
+                            <m:r>
+                              <m:t>x</m:t>
+                            </m:r>
+                          </m:e>
+                          <m:sub>
+                            <m:r>
+                              <m:t>i</m:t>
+                            </m:r>
+                          </m:sub>
+                        </m:sSub>
+                      </m:e>
+                    </m:nary>
+                  </m:oMath>
+                  <w:r>
+                    <w:t xml:space="preserve">​</w:t>
+                  </w:r>
+                </w:p>
+              </w:tc>
+              <w:tc>
+                <w:tcPr/>
+                <w:p>
+                  <w:pPr>
+                    <w:pStyle w:val="Compact"/>
+                    <w:jc w:val="left"/>
+                    <w:jc w:val="center"/>
+                  </w:pPr>
+                  <w:r>
+                    <w:t xml:space="preserve">the lower and upper limits of the index (</w:t>
+                  </w:r>
+                  <w:hyperlink w:anchor="def-summation">
+                    <w:r>
+                      <w:rPr>
+                        <w:rStyle w:val="Hyperlink"/>
+                      </w:rPr>
+                      <w:t xml:space="preserve">summation notation</w:t>
+                    </w:r>
+                  </w:hyperlink>
+                  <w:r>
+                    <w:t xml:space="preserve">)</w:t>
+                  </w:r>
+                </w:p>
+              </w:tc>
+            </w:tr>
+            <w:tr>
+              <w:tc>
+                <w:tcPr/>
+                <w:p>
+                  <w:pPr>
+                    <w:pStyle w:val="Compact"/>
+                    <w:jc w:val="left"/>
+                    <w:jc w:val="center"/>
+                  </w:pPr>
+                  <m:oMath>
+                    <m:r>
+                      <m:rPr>
+                        <m:sty m:val="p"/>
+                      </m:rPr>
+                      <m:t>∑</m:t>
+                    </m:r>
+                    <m:sSub>
+                      <m:e>
+                        <m:r>
+                          <m:t>x</m:t>
+                        </m:r>
+                      </m:e>
+                      <m:sub>
+                        <m:r>
+                          <m:t>i</m:t>
+                        </m:r>
+                      </m:sub>
+                    </m:sSub>
+                  </m:oMath>
+                  <w:r>
+                    <w:t xml:space="preserve">​</w:t>
+                  </w:r>
+                </w:p>
+              </w:tc>
+              <w:tc>
+                <w:tcPr/>
+                <w:p>
+                  <w:pPr>
+                    <w:pStyle w:val="Compact"/>
+                    <w:jc w:val="left"/>
+                    <w:jc w:val="center"/>
+                  </w:pPr>
+                  <m:oMath>
+                    <m:nary>
+                      <m:naryPr>
+                        <m:chr m:val="∑"/>
+                        <m:limLoc m:val="undOvr"/>
+                        <m:subHide m:val="off"/>
+                        <m:supHide m:val="off"/>
+                      </m:naryPr>
+                      <m:sub>
+                        <m:r>
+                          <m:t>i</m:t>
+                        </m:r>
+                        <m:r>
+                          <m:rPr>
+                            <m:sty m:val="p"/>
+                          </m:rPr>
+                          <m:t>=</m:t>
+                        </m:r>
+                        <m:r>
+                          <m:t>1</m:t>
+                        </m:r>
+                      </m:sub>
+                      <m:sup>
+                        <m:r>
+                          <m:t>n</m:t>
+                        </m:r>
+                      </m:sup>
+                      <m:e>
+                        <m:sSub>
+                          <m:e>
+                            <m:r>
+                              <m:t>x</m:t>
+                            </m:r>
+                          </m:e>
+                          <m:sub>
+                            <m:r>
+                              <m:t>i</m:t>
+                            </m:r>
+                          </m:sub>
+                        </m:sSub>
+                      </m:e>
+                    </m:nary>
+                  </m:oMath>
+                  <w:r>
+                    <w:t xml:space="preserve">​</w:t>
+                  </w:r>
+                </w:p>
+              </w:tc>
+              <w:tc>
+                <w:tcPr/>
+                <w:p>
+                  <w:pPr>
+                    <w:pStyle w:val="Compact"/>
+                    <w:jc w:val="left"/>
+                    <w:jc w:val="center"/>
+                  </w:pPr>
+                  <w:r>
+                    <w:t xml:space="preserve">the index and its lower and upper limits</w:t>
+                  </w:r>
+                </w:p>
+              </w:tc>
+            </w:tr>
+            <w:tr>
+              <w:tc>
+                <w:tcPr/>
+                <w:p>
+                  <w:pPr>
+                    <w:pStyle w:val="Compact"/>
+                    <w:jc w:val="left"/>
+                    <w:jc w:val="center"/>
+                  </w:pPr>
+                  <m:oMath>
+                    <m:nary>
+                      <m:naryPr>
+                        <m:chr m:val="∏"/>
+                        <m:limLoc m:val="undOvr"/>
+                        <m:subHide m:val="off"/>
+                        <m:supHide m:val="on"/>
+                      </m:naryPr>
+                      <m:sub>
+                        <m:r>
+                          <m:t>i</m:t>
+                        </m:r>
+                      </m:sub>
+                      <m:sup>
+                        <m:r>
+                          <m:t>​</m:t>
+                        </m:r>
+                      </m:sup>
+                      <m:e>
+                        <m:sSub>
+                          <m:e>
+                            <m:r>
+                              <m:t>x</m:t>
+                            </m:r>
+                          </m:e>
+                          <m:sub>
+                            <m:r>
+                              <m:t>i</m:t>
+                            </m:r>
+                          </m:sub>
+                        </m:sSub>
+                      </m:e>
+                    </m:nary>
+                  </m:oMath>
+                  <w:r>
+                    <w:t xml:space="preserve">​</w:t>
+                  </w:r>
+                </w:p>
+              </w:tc>
+              <w:tc>
+                <w:tcPr/>
+                <w:p>
+                  <w:pPr>
+                    <w:pStyle w:val="Compact"/>
+                    <w:jc w:val="left"/>
+                    <w:jc w:val="center"/>
+                  </w:pPr>
+                  <m:oMath>
+                    <m:nary>
+                      <m:naryPr>
+                        <m:chr m:val="∏"/>
+                        <m:limLoc m:val="undOvr"/>
+                        <m:subHide m:val="off"/>
+                        <m:supHide m:val="off"/>
+                      </m:naryPr>
+                      <m:sub>
+                        <m:r>
+                          <m:t>i</m:t>
+                        </m:r>
+                        <m:r>
+                          <m:rPr>
+                            <m:sty m:val="p"/>
+                          </m:rPr>
+                          <m:t>=</m:t>
+                        </m:r>
+                        <m:r>
+                          <m:t>1</m:t>
+                        </m:r>
+                      </m:sub>
+                      <m:sup>
+                        <m:r>
+                          <m:t>n</m:t>
+                        </m:r>
+                      </m:sup>
+                      <m:e>
+                        <m:sSub>
+                          <m:e>
+                            <m:r>
+                              <m:t>x</m:t>
+                            </m:r>
+                          </m:e>
+                          <m:sub>
+                            <m:r>
+                              <m:t>i</m:t>
+                            </m:r>
+                          </m:sub>
+                        </m:sSub>
+                      </m:e>
+                    </m:nary>
+                  </m:oMath>
+                  <w:r>
+                    <w:t xml:space="preserve">​</w:t>
+                  </w:r>
+                </w:p>
+              </w:tc>
+              <w:tc>
+                <w:tcPr/>
+                <w:p>
+                  <w:pPr>
+                    <w:pStyle w:val="Compact"/>
+                    <w:jc w:val="left"/>
+                    <w:jc w:val="center"/>
+                  </w:pPr>
+                  <w:r>
+                    <w:t xml:space="preserve">the lower and upper limits of the index</w:t>
+                  </w:r>
+                </w:p>
+              </w:tc>
+            </w:tr>
+            <w:tr>
+              <w:tc>
+                <w:tcPr/>
+                <w:p>
+                  <w:pPr>
+                    <w:pStyle w:val="Compact"/>
+                    <w:jc w:val="left"/>
+                    <w:jc w:val="center"/>
+                  </w:pPr>
+                  <m:oMath>
+                    <m:r>
+                      <m:rPr>
+                        <m:sty m:val="p"/>
+                      </m:rPr>
+                      <m:t>∏</m:t>
+                    </m:r>
+                    <m:sSub>
+                      <m:e>
+                        <m:r>
+                          <m:t>x</m:t>
+                        </m:r>
+                      </m:e>
+                      <m:sub>
+                        <m:r>
+                          <m:t>i</m:t>
+                        </m:r>
+                      </m:sub>
+                    </m:sSub>
+                  </m:oMath>
+                  <w:r>
+                    <w:t xml:space="preserve">​</w:t>
+                  </w:r>
+                </w:p>
+              </w:tc>
+              <w:tc>
+                <w:tcPr/>
+                <w:p>
+                  <w:pPr>
+                    <w:pStyle w:val="Compact"/>
+                    <w:jc w:val="left"/>
+                    <w:jc w:val="center"/>
+                  </w:pPr>
+                  <m:oMath>
+                    <m:nary>
+                      <m:naryPr>
+                        <m:chr m:val="∏"/>
+                        <m:limLoc m:val="undOvr"/>
+                        <m:subHide m:val="off"/>
+                        <m:supHide m:val="off"/>
+                      </m:naryPr>
+                      <m:sub>
+                        <m:r>
+                          <m:t>i</m:t>
+                        </m:r>
+                        <m:r>
+                          <m:rPr>
+                            <m:sty m:val="p"/>
+                          </m:rPr>
+                          <m:t>=</m:t>
+                        </m:r>
+                        <m:r>
+                          <m:t>1</m:t>
+                        </m:r>
+                      </m:sub>
+                      <m:sup>
+                        <m:r>
+                          <m:t>n</m:t>
+                        </m:r>
+                      </m:sup>
+                      <m:e>
+                        <m:sSub>
+                          <m:e>
+                            <m:r>
+                              <m:t>x</m:t>
+                            </m:r>
+                          </m:e>
+                          <m:sub>
+                            <m:r>
+                              <m:t>i</m:t>
+                            </m:r>
+                          </m:sub>
+                        </m:sSub>
+                      </m:e>
+                    </m:nary>
+                  </m:oMath>
+                  <w:r>
+                    <w:t xml:space="preserve">​</w:t>
+                  </w:r>
+                </w:p>
+              </w:tc>
+              <w:tc>
+                <w:tcPr/>
+                <w:p>
+                  <w:pPr>
+                    <w:pStyle w:val="Compact"/>
+                    <w:jc w:val="left"/>
+                    <w:jc w:val="center"/>
+                  </w:pPr>
+                  <w:r>
+                    <w:t xml:space="preserve">the index and its lower and upper limits</w:t>
+                  </w:r>
+                </w:p>
+              </w:tc>
+            </w:tr>
+            <w:tr>
+              <w:tc>
+                <w:tcPr/>
+                <w:p>
+                  <w:pPr>
+                    <w:pStyle w:val="Compact"/>
+                    <w:jc w:val="left"/>
+                    <w:jc w:val="center"/>
+                  </w:pPr>
+                  <m:oMath>
+                    <m:nary>
+                      <m:naryPr>
+                        <m:chr m:val="∑"/>
+                        <m:limLoc m:val="undOvr"/>
+                        <m:subHide m:val="off"/>
+                        <m:supHide m:val="on"/>
+                      </m:naryPr>
+                      <m:sub>
+                        <m:r>
+                          <m:t>i</m:t>
+                        </m:r>
+                        <m:r>
+                          <m:rPr>
+                            <m:sty m:val="p"/>
+                          </m:rPr>
+                          <m:t>,</m:t>
+                        </m:r>
+                        <m:r>
+                          <m:t>j</m:t>
+                        </m:r>
+                      </m:sub>
+                      <m:sup>
+                        <m:r>
+                          <m:t>​</m:t>
+                        </m:r>
+                      </m:sup>
+                      <m:e>
+                        <m:sSub>
+                          <m:e>
+                            <m:r>
+                              <m:t>b</m:t>
+                            </m:r>
+                          </m:e>
+                          <m:sub>
+                            <m:r>
+                              <m:t>i</m:t>
+                            </m:r>
+                            <m:r>
+                              <m:t>j</m:t>
+                            </m:r>
+                          </m:sub>
+                        </m:sSub>
+                      </m:e>
+                    </m:nary>
+                  </m:oMath>
+                  <w:r>
+                    <w:t xml:space="preserve">​</w:t>
+                  </w:r>
+                </w:p>
+              </w:tc>
+              <w:tc>
+                <w:tcPr/>
+                <w:p>
+                  <w:pPr>
+                    <w:pStyle w:val="Compact"/>
+                    <w:jc w:val="left"/>
+                    <w:jc w:val="center"/>
+                  </w:pPr>
+                  <m:oMath>
+                    <m:nary>
+                      <m:naryPr>
+                        <m:chr m:val="∑"/>
+                        <m:limLoc m:val="undOvr"/>
+                        <m:subHide m:val="off"/>
+                        <m:supHide m:val="off"/>
+                      </m:naryPr>
+                      <m:sub>
+                        <m:r>
+                          <m:t>i</m:t>
+                        </m:r>
+                        <m:r>
+                          <m:rPr>
+                            <m:sty m:val="p"/>
+                          </m:rPr>
+                          <m:t>=</m:t>
+                        </m:r>
+                        <m:r>
+                          <m:t>1</m:t>
+                        </m:r>
+                      </m:sub>
+                      <m:sup>
+                        <m:r>
+                          <m:t>m</m:t>
+                        </m:r>
+                      </m:sup>
+                      <m:e>
+                        <m:nary>
+                          <m:naryPr>
+                            <m:chr m:val="∑"/>
+                            <m:limLoc m:val="undOvr"/>
+                            <m:subHide m:val="off"/>
+                            <m:supHide m:val="off"/>
+                          </m:naryPr>
+                          <m:sub>
+                            <m:r>
+                              <m:t>j</m:t>
+                            </m:r>
+                            <m:r>
+                              <m:rPr>
+                                <m:sty m:val="p"/>
+                              </m:rPr>
+                              <m:t>=</m:t>
+                            </m:r>
+                            <m:r>
+                              <m:t>1</m:t>
+                            </m:r>
+                          </m:sub>
+                          <m:sup>
+                            <m:r>
+                              <m:t>n</m:t>
+                            </m:r>
+                          </m:sup>
+                          <m:e>
+                            <m:sSub>
+                              <m:e>
+                                <m:r>
+                                  <m:t>b</m:t>
+                                </m:r>
+                              </m:e>
+                              <m:sub>
+                                <m:r>
+                                  <m:t>i</m:t>
+                                </m:r>
+                                <m:r>
+                                  <m:t>j</m:t>
+                                </m:r>
+                              </m:sub>
+                            </m:sSub>
+                          </m:e>
+                        </m:nary>
+                      </m:e>
+                    </m:nary>
+                  </m:oMath>
+                  <w:r>
+                    <w:t xml:space="preserve">​</w:t>
+                  </w:r>
+                </w:p>
+              </w:tc>
+              <w:tc>
+                <w:tcPr/>
+                <w:p>
+                  <w:pPr>
+                    <w:pStyle w:val="Compact"/>
+                    <w:jc w:val="left"/>
+                    <w:jc w:val="center"/>
+                  </w:pPr>
+                  <w:r>
+                    <w:t xml:space="preserve">the limits of both indices</w:t>
+                  </w:r>
+                </w:p>
+              </w:tc>
+            </w:tr>
+            <w:tr>
+              <w:tc>
+                <w:tcPr/>
+                <w:p>
+                  <w:pPr>
+                    <w:pStyle w:val="Compact"/>
+                    <w:jc w:val="left"/>
+                    <w:jc w:val="center"/>
+                  </w:pPr>
+                  <m:oMath>
+                    <m:nary>
+                      <m:naryPr>
+                        <m:chr m:val="∑"/>
+                        <m:limLoc m:val="undOvr"/>
+                        <m:subHide m:val="off"/>
+                        <m:supHide m:val="on"/>
+                      </m:naryPr>
+                      <m:sub>
+                        <m:r>
+                          <m:t>i</m:t>
+                        </m:r>
+                        <m:r>
+                          <m:rPr>
+                            <m:sty m:val="p"/>
+                          </m:rPr>
+                          <m:t>≠</m:t>
+                        </m:r>
+                        <m:r>
+                          <m:t>k</m:t>
+                        </m:r>
+                      </m:sub>
+                      <m:sup>
+                        <m:r>
+                          <m:t>​</m:t>
+                        </m:r>
+                      </m:sup>
+                      <m:e>
+                        <m:sSub>
+                          <m:e>
+                            <m:r>
+                              <m:t>a</m:t>
+                            </m:r>
+                          </m:e>
+                          <m:sub>
+                            <m:r>
+                              <m:t>i</m:t>
+                            </m:r>
+                          </m:sub>
+                        </m:sSub>
+                      </m:e>
+                    </m:nary>
+                  </m:oMath>
+                  <w:r>
+                    <w:t xml:space="preserve">​</w:t>
+                  </w:r>
+                </w:p>
+              </w:tc>
+              <w:tc>
+                <w:tcPr/>
+                <w:p>
+                  <w:pPr>
+                    <w:pStyle w:val="Compact"/>
+                    <w:jc w:val="left"/>
+                    <w:jc w:val="center"/>
+                  </w:pPr>
+                  <m:oMath>
+                    <m:nary>
+                      <m:naryPr>
+                        <m:chr m:val="∑"/>
+                        <m:limLoc m:val="undOvr"/>
+                        <m:subHide m:val="off"/>
+                        <m:supHide m:val="on"/>
+                      </m:naryPr>
+                      <m:sub>
+                        <m:r>
+                          <m:t>i</m:t>
+                        </m:r>
+                        <m:r>
+                          <m:rPr>
+                            <m:sty m:val="p"/>
+                          </m:rPr>
+                          <m:t>∈</m:t>
+                        </m:r>
+                        <m:r>
+                          <m:t>​</m:t>
+                        </m:r>
+                        <m:d>
+                          <m:dPr>
+                            <m:begChr m:val="{"/>
+                            <m:sepChr m:val=""/>
+                            <m:endChr m:val="}"/>
+                            <m:grow/>
+                          </m:dPr>
+                          <m:e>
+                            <m:r>
+                              <m:t>1</m:t>
+                            </m:r>
+                            <m:r>
+                              <m:rPr>
+                                <m:sty m:val="p"/>
+                              </m:rPr>
+                              <m:t>,</m:t>
+                            </m:r>
+                            <m:r>
+                              <m:rPr>
+                                <m:sty m:val="p"/>
+                              </m:rPr>
+                              <m:t>…</m:t>
+                            </m:r>
+                            <m:r>
+                              <m:rPr>
+                                <m:sty m:val="p"/>
+                              </m:rPr>
+                              <m:t>,</m:t>
+                            </m:r>
+                            <m:r>
+                              <m:t>n</m:t>
+                            </m:r>
+                          </m:e>
+                        </m:d>
+                        <m:r>
+                          <m:t>​</m:t>
+                        </m:r>
+                        <m:r>
+                          <m:rPr>
+                            <m:sty m:val="p"/>
+                          </m:rPr>
+                          <m:t>\</m:t>
+                        </m:r>
+                        <m:r>
+                          <m:t>​</m:t>
+                        </m:r>
+                        <m:d>
+                          <m:dPr>
+                            <m:begChr m:val="{"/>
+                            <m:sepChr m:val=""/>
+                            <m:endChr m:val="}"/>
+                            <m:grow/>
+                          </m:dPr>
+                          <m:e>
+                            <m:r>
+                              <m:t>k</m:t>
+                            </m:r>
+                          </m:e>
+                        </m:d>
+                        <m:r>
+                          <m:t>​</m:t>
+                        </m:r>
+                      </m:sub>
+                      <m:sup>
+                        <m:r>
+                          <m:t>​</m:t>
+                        </m:r>
+                      </m:sup>
+                      <m:e>
+                        <m:sSub>
+                          <m:e>
+                            <m:r>
+                              <m:t>a</m:t>
+                            </m:r>
+                          </m:e>
+                          <m:sub>
+                            <m:r>
+                              <m:t>i</m:t>
+                            </m:r>
+                          </m:sub>
+                        </m:sSub>
+                      </m:e>
+                    </m:nary>
+                  </m:oMath>
+                  <w:r>
+                    <w:t xml:space="preserve">​</w:t>
+                  </w:r>
+                </w:p>
+              </w:tc>
+              <w:tc>
+                <w:tcPr/>
+                <w:p>
+                  <w:pPr>
+                    <w:pStyle w:val="Compact"/>
+                    <w:jc w:val="left"/>
+                    <w:jc w:val="center"/>
+                  </w:pPr>
+                  <w:r>
+                    <w:t xml:space="preserve">the set</w:t>
+                  </w:r>
+                  <w:r>
+                    <w:t xml:space="preserve"> </w:t>
+                  </w:r>
+                  <m:oMath>
+                    <m:r>
+                      <m:t>​</m:t>
+                    </m:r>
+                    <m:d>
+                      <m:dPr>
+                        <m:begChr m:val="{"/>
+                        <m:sepChr m:val=""/>
+                        <m:endChr m:val="}"/>
+                        <m:grow/>
+                      </m:dPr>
+                      <m:e>
+                        <m:r>
+                          <m:t>1</m:t>
+                        </m:r>
+                        <m:r>
+                          <m:rPr>
+                            <m:sty m:val="p"/>
+                          </m:rPr>
+                          <m:t>,</m:t>
+                        </m:r>
+                        <m:r>
+                          <m:rPr>
+                            <m:sty m:val="p"/>
+                          </m:rPr>
+                          <m:t>…</m:t>
+                        </m:r>
+                        <m:r>
+                          <m:rPr>
+                            <m:sty m:val="p"/>
+                          </m:rPr>
+                          <m:t>,</m:t>
+                        </m:r>
+                        <m:r>
+                          <m:t>n</m:t>
+                        </m:r>
+                      </m:e>
+                    </m:d>
+                    <m:r>
+                      <m:t>​</m:t>
+                    </m:r>
+                  </m:oMath>
+                  <w:r>
+                    <w:t xml:space="preserve"> </w:t>
+                  </w:r>
+                  <w:r>
+                    <w:t xml:space="preserve">of indices that</w:t>
+                  </w:r>
+                  <w:r>
+                    <w:t xml:space="preserve"> </w:t>
+                  </w:r>
+                  <m:oMath>
+                    <m:r>
+                      <m:t>k</m:t>
+                    </m:r>
+                  </m:oMath>
+                  <w:r>
+                    <w:t xml:space="preserve"> </w:t>
+                  </w:r>
+                  <w:r>
+                    <w:t xml:space="preserve">is removed from</w:t>
+                  </w:r>
+                </w:p>
+              </w:tc>
+            </w:tr>
+            <w:tr>
+              <w:tc>
+                <w:tcPr/>
+                <w:p>
+                  <w:pPr>
+                    <w:pStyle w:val="Compact"/>
+                    <w:jc w:val="left"/>
+                    <w:jc w:val="center"/>
+                  </w:pPr>
+                  <m:oMath>
+                    <m:r>
+                      <m:rPr>
+                        <m:sty m:val="p"/>
+                      </m:rPr>
+                      <m:t>∫</m:t>
+                    </m:r>
+                    <m:r>
+                      <m:t>f</m:t>
+                    </m:r>
+                    <m:r>
+                      <m:rPr>
+                        <m:sty m:val="p"/>
+                      </m:rPr>
+                      <m:t>(</m:t>
+                    </m:r>
+                    <m:r>
+                      <m:t>x</m:t>
+                    </m:r>
+                    <m:r>
+                      <m:rPr>
+                        <m:sty m:val="p"/>
+                      </m:rPr>
+                      <m:t>)</m:t>
+                    </m:r>
+                    <m:r>
+                      <m:t> </m:t>
+                    </m:r>
+                    <m:r>
+                      <m:t>d</m:t>
+                    </m:r>
+                    <m:r>
+                      <m:t>x</m:t>
+                    </m:r>
+                  </m:oMath>
+                  <w:r>
+                    <w:t xml:space="preserve">, used for a number</w:t>
+                  </w:r>
+                </w:p>
+              </w:tc>
+              <w:tc>
+                <w:tcPr/>
+                <w:p>
+                  <w:pPr>
+                    <w:pStyle w:val="Compact"/>
+                    <w:jc w:val="left"/>
+                    <w:jc w:val="center"/>
+                  </w:pPr>
+                  <m:oMath>
+                    <m:nary>
+                      <m:naryPr>
+                        <m:chr m:val="∫"/>
+                        <m:limLoc m:val="subSup"/>
+                        <m:subHide m:val="off"/>
+                        <m:supHide m:val="off"/>
+                      </m:naryPr>
+                      <m:sub>
+                        <m:r>
+                          <m:rPr>
+                            <m:sty m:val="p"/>
+                          </m:rPr>
+                          <m:t>−</m:t>
+                        </m:r>
+                        <m:r>
+                          <m:rPr>
+                            <m:sty m:val="p"/>
+                          </m:rPr>
+                          <m:t>∞</m:t>
+                        </m:r>
+                      </m:sub>
+                      <m:sup>
+                        <m:r>
+                          <m:rPr>
+                            <m:sty m:val="p"/>
+                          </m:rPr>
+                          <m:t>∞</m:t>
+                        </m:r>
+                      </m:sup>
+                      <m:e>
+                        <m:r>
+                          <m:t>f</m:t>
+                        </m:r>
+                      </m:e>
+                    </m:nary>
+                    <m:r>
+                      <m:rPr>
+                        <m:sty m:val="p"/>
+                      </m:rPr>
+                      <m:t>(</m:t>
+                    </m:r>
+                    <m:r>
+                      <m:t>x</m:t>
+                    </m:r>
+                    <m:r>
+                      <m:rPr>
+                        <m:sty m:val="p"/>
+                      </m:rPr>
+                      <m:t>)</m:t>
+                    </m:r>
+                    <m:r>
+                      <m:t> </m:t>
+                    </m:r>
+                    <m:r>
+                      <m:t>d</m:t>
+                    </m:r>
+                    <m:r>
+                      <m:t>x</m:t>
+                    </m:r>
+                  </m:oMath>
+                  <w:r>
+                    <w:t xml:space="preserve">​</w:t>
+                  </w:r>
+                </w:p>
+              </w:tc>
+              <w:tc>
+                <w:tcPr/>
+                <w:p>
+                  <w:pPr>
+                    <w:pStyle w:val="Compact"/>
+                    <w:jc w:val="left"/>
+                    <w:jc w:val="center"/>
+                  </w:pPr>
+                  <w:r>
+                    <w:t xml:space="preserve">the limits of integration</w:t>
+                  </w:r>
+                </w:p>
+              </w:tc>
+            </w:tr>
+            <w:tr>
+              <w:tc>
+                <w:tcPr/>
+                <w:p>
+                  <w:pPr>
+                    <w:pStyle w:val="Compact"/>
+                    <w:jc w:val="left"/>
+                    <w:jc w:val="center"/>
+                  </w:pPr>
+                  <m:oMath>
+                    <m:r>
+                      <m:rPr>
+                        <m:sty m:val="p"/>
+                      </m:rPr>
+                      <m:t>∫</m:t>
+                    </m:r>
+                    <m:r>
+                      <m:t>f</m:t>
+                    </m:r>
+                  </m:oMath>
+                  <w:r>
+                    <w:t xml:space="preserve">​</w:t>
+                  </w:r>
+                </w:p>
+              </w:tc>
+              <w:tc>
+                <w:tcPr/>
+                <w:p>
+                  <w:pPr>
+                    <w:pStyle w:val="Compact"/>
+                    <w:jc w:val="left"/>
+                    <w:jc w:val="center"/>
+                  </w:pPr>
+                  <m:oMath>
+                    <m:nary>
+                      <m:naryPr>
+                        <m:chr m:val="∫"/>
+                        <m:limLoc m:val="subSup"/>
+                        <m:subHide m:val="off"/>
+                        <m:supHide m:val="off"/>
+                      </m:naryPr>
+                      <m:sub>
+                        <m:r>
+                          <m:rPr>
+                            <m:sty m:val="p"/>
+                          </m:rPr>
+                          <m:t>−</m:t>
+                        </m:r>
+                        <m:r>
+                          <m:rPr>
+                            <m:sty m:val="p"/>
+                          </m:rPr>
+                          <m:t>∞</m:t>
+                        </m:r>
+                      </m:sub>
+                      <m:sup>
+                        <m:r>
+                          <m:rPr>
+                            <m:sty m:val="p"/>
+                          </m:rPr>
+                          <m:t>∞</m:t>
+                        </m:r>
+                      </m:sup>
+                      <m:e>
+                        <m:r>
+                          <m:t>f</m:t>
+                        </m:r>
+                      </m:e>
+                    </m:nary>
+                    <m:r>
+                      <m:rPr>
+                        <m:sty m:val="p"/>
+                      </m:rPr>
+                      <m:t>(</m:t>
+                    </m:r>
+                    <m:r>
+                      <m:t>x</m:t>
+                    </m:r>
+                    <m:r>
+                      <m:rPr>
+                        <m:sty m:val="p"/>
+                      </m:rPr>
+                      <m:t>)</m:t>
+                    </m:r>
+                    <m:r>
+                      <m:t> </m:t>
+                    </m:r>
+                    <m:r>
+                      <m:t>d</m:t>
+                    </m:r>
+                    <m:r>
+                      <m:t>x</m:t>
+                    </m:r>
+                  </m:oMath>
+                  <w:r>
+                    <w:t xml:space="preserve">​</w:t>
+                  </w:r>
+                </w:p>
+              </w:tc>
+              <w:tc>
+                <w:tcPr/>
+                <w:p>
+                  <w:pPr>
+                    <w:pStyle w:val="Compact"/>
+                    <w:jc w:val="left"/>
+                    <w:jc w:val="center"/>
+                  </w:pPr>
+                  <w:r>
+                    <w:t xml:space="preserve">the limits, the variable of integration, and the differential</w:t>
+                  </w:r>
+                  <w:r>
+                    <w:t xml:space="preserve"> </w:t>
+                  </w:r>
+                  <m:oMath>
+                    <m:r>
+                      <m:t>d</m:t>
+                    </m:r>
+                    <m:r>
+                      <m:t>x</m:t>
+                    </m:r>
+                  </m:oMath>
+                </w:p>
+              </w:tc>
+            </w:tr>
+            <w:tr>
+              <w:tc>
+                <w:tcPr/>
+                <w:p>
+                  <w:pPr>
+                    <w:pStyle w:val="Compact"/>
+                    <w:jc w:val="left"/>
+                    <w:jc w:val="center"/>
+                  </w:pPr>
+                  <m:oMath>
+                    <m:sSub>
+                      <m:e>
+                        <m:r>
+                          <m:t>x</m:t>
+                        </m:r>
+                      </m:e>
+                      <m:sub>
+                        <m:r>
+                          <m:t>1</m:t>
+                        </m:r>
+                        <m:r>
+                          <m:rPr>
+                            <m:sty m:val="p"/>
+                          </m:rPr>
+                          <m:t>:</m:t>
+                        </m:r>
+                        <m:r>
+                          <m:t>n</m:t>
+                        </m:r>
+                      </m:sub>
+                    </m:sSub>
+                  </m:oMath>
+                  <w:r>
+                    <w:t xml:space="preserve">​</w:t>
+                  </w:r>
+                </w:p>
+              </w:tc>
+              <w:tc>
+                <w:tcPr/>
+                <w:p>
+                  <w:pPr>
+                    <w:pStyle w:val="Compact"/>
+                    <w:jc w:val="left"/>
+                    <w:jc w:val="center"/>
+                  </w:pPr>
+                  <m:oMath>
+                    <m:r>
+                      <m:rPr>
+                        <m:sty m:val="p"/>
+                      </m:rPr>
+                      <m:t>(</m:t>
+                    </m:r>
+                    <m:sSub>
+                      <m:e>
+                        <m:r>
+                          <m:t>x</m:t>
+                        </m:r>
+                      </m:e>
+                      <m:sub>
+                        <m:r>
+                          <m:t>1</m:t>
+                        </m:r>
+                      </m:sub>
+                    </m:sSub>
+                    <m:r>
+                      <m:rPr>
+                        <m:sty m:val="p"/>
+                      </m:rPr>
+                      <m:t>,</m:t>
+                    </m:r>
+                    <m:sSub>
+                      <m:e>
+                        <m:r>
+                          <m:t>x</m:t>
+                        </m:r>
+                      </m:e>
+                      <m:sub>
+                        <m:r>
+                          <m:t>2</m:t>
+                        </m:r>
+                      </m:sub>
+                    </m:sSub>
+                    <m:r>
+                      <m:rPr>
+                        <m:sty m:val="p"/>
+                      </m:rPr>
+                      <m:t>,</m:t>
+                    </m:r>
+                    <m:r>
+                      <m:rPr>
+                        <m:sty m:val="p"/>
+                      </m:rPr>
+                      <m:t>…</m:t>
+                    </m:r>
+                    <m:r>
+                      <m:rPr>
+                        <m:sty m:val="p"/>
+                      </m:rPr>
+                      <m:t>,</m:t>
+                    </m:r>
+                    <m:sSub>
+                      <m:e>
+                        <m:r>
+                          <m:t>x</m:t>
+                        </m:r>
+                      </m:e>
+                      <m:sub>
+                        <m:r>
+                          <m:t>n</m:t>
+                        </m:r>
+                      </m:sub>
+                    </m:sSub>
+                    <m:r>
+                      <m:rPr>
+                        <m:sty m:val="p"/>
+                      </m:rPr>
+                      <m:t>)</m:t>
+                    </m:r>
+                  </m:oMath>
+                  <w:r>
+                    <w:t xml:space="preserve">​</w:t>
+                  </w:r>
+                </w:p>
+              </w:tc>
+              <w:tc>
+                <w:tcPr/>
+                <w:p>
+                  <w:pPr>
+                    <w:pStyle w:val="Compact"/>
+                    <w:jc w:val="left"/>
+                    <w:jc w:val="center"/>
+                  </w:pPr>
+                  <w:r>
+                    <w:t xml:space="preserve">the explicit list of entries</w:t>
+                  </w:r>
+                </w:p>
+              </w:tc>
+            </w:tr>
+            <w:tr>
+              <w:tc>
+                <w:tcPr/>
+                <w:p>
+                  <w:pPr>
+                    <w:pStyle w:val="Compact"/>
+                    <w:jc w:val="left"/>
+                    <w:jc w:val="center"/>
+                  </w:pPr>
+                  <w:r>
+                    <w:t xml:space="preserve">“the function</w:t>
+                  </w:r>
+                  <w:r>
+                    <w:t xml:space="preserve"> </w:t>
+                  </w:r>
+                  <m:oMath>
+                    <m:sSup>
+                      <m:e>
+                        <m:r>
+                          <m:t>x</m:t>
+                        </m:r>
+                      </m:e>
+                      <m:sup>
+                        <m:r>
+                          <m:t>2</m:t>
+                        </m:r>
+                      </m:sup>
+                    </m:sSup>
+                  </m:oMath>
+                  <w:r>
+                    <w:t xml:space="preserve">”</w:t>
+                  </w:r>
+                </w:p>
+              </w:tc>
+              <w:tc>
+                <w:tcPr/>
+                <w:p>
+                  <w:pPr>
+                    <w:pStyle w:val="Compact"/>
+                    <w:jc w:val="left"/>
+                    <w:jc w:val="center"/>
+                  </w:pPr>
+                  <w:r>
+                    <w:t xml:space="preserve">“the function</w:t>
+                  </w:r>
+                  <w:r>
+                    <w:t xml:space="preserve"> </w:t>
+                  </w:r>
+                  <m:oMath>
+                    <m:r>
+                      <m:t>f</m:t>
+                    </m:r>
+                    <m:r>
+                      <m:rPr>
+                        <m:sty m:val="p"/>
+                      </m:rPr>
+                      <m:t>:</m:t>
+                    </m:r>
+                    <m:r>
+                      <m:rPr>
+                        <m:scr m:val="double-struck"/>
+                        <m:sty m:val="p"/>
+                      </m:rPr>
+                      <m:t>R</m:t>
+                    </m:r>
+                    <m:r>
+                      <m:rPr>
+                        <m:sty m:val="p"/>
+                      </m:rPr>
+                      <m:t>→</m:t>
+                    </m:r>
+                    <m:r>
+                      <m:rPr>
+                        <m:scr m:val="double-struck"/>
+                        <m:sty m:val="p"/>
+                      </m:rPr>
+                      <m:t>R</m:t>
+                    </m:r>
+                  </m:oMath>
+                  <w:r>
+                    <w:t xml:space="preserve"> </w:t>
+                  </w:r>
+                  <w:r>
+                    <w:t xml:space="preserve">with</w:t>
+                  </w:r>
+                  <w:r>
+                    <w:t xml:space="preserve"> </w:t>
+                  </w:r>
+                  <m:oMath>
+                    <m:r>
+                      <m:t>f</m:t>
+                    </m:r>
+                    <m:r>
+                      <m:rPr>
+                        <m:sty m:val="p"/>
+                      </m:rPr>
+                      <m:t>(</m:t>
+                    </m:r>
+                    <m:r>
+                      <m:t>x</m:t>
+                    </m:r>
+                    <m:r>
+                      <m:rPr>
+                        <m:sty m:val="p"/>
+                      </m:rPr>
+                      <m:t>)</m:t>
+                    </m:r>
+                    <m:r>
+                      <m:rPr>
+                        <m:sty m:val="p"/>
+                      </m:rPr>
+                      <m:t>=</m:t>
+                    </m:r>
+                    <m:sSup>
+                      <m:e>
+                        <m:r>
+                          <m:t>x</m:t>
+                        </m:r>
+                      </m:e>
+                      <m:sup>
+                        <m:r>
+                          <m:t>2</m:t>
+                        </m:r>
+                      </m:sup>
+                    </m:sSup>
+                  </m:oMath>
+                  <w:r>
+                    <w:t xml:space="preserve">”</w:t>
+                  </w:r>
+                </w:p>
+              </w:tc>
+              <w:tc>
+                <w:tcPr/>
+                <w:p>
+                  <w:pPr>
+                    <w:pStyle w:val="Compact"/>
+                    <w:jc w:val="left"/>
+                    <w:jc w:val="center"/>
+                  </w:pPr>
+                  <w:r>
+                    <w:t xml:space="preserve">the function’s name, domain, and codomain</w:t>
+                  </w:r>
+                </w:p>
+              </w:tc>
+            </w:tr>
+          </w:tbl>
+          <w:bookmarkEnd w:id="141"/>
+          <w:p/>
+        </w:tc>
+      </w:tr>
+    </w:tbl>
+    <w:bookmarkStart w:id="143" w:name="rem-indefinite-integral-not-shorthand"/>
+    <w:p>
+      <w:pPr>
+        <w:pStyle w:val="BodyText"/>
+      </w:pPr>
+      <w:r>
+        <w:rPr>
+          <w:i/>
+          <w:iCs/>
+        </w:rPr>
+        <w:t xml:space="preserve">Remark 10</w:t>
+      </w:r>
+      <w:r>
+        <w:t xml:space="preserve"> (</w:t>
+      </w:r>
+      <m:oMath>
+        <m:r>
+          <m:rPr>
+            <m:sty m:val="p"/>
+          </m:rPr>
+          <m:t>∫</m:t>
+        </m:r>
+        <m:r>
+          <m:t>f</m:t>
+        </m:r>
+        <m:r>
+          <m:rPr>
+            <m:sty m:val="p"/>
+          </m:rPr>
+          <m:t>(</m:t>
+        </m:r>
+        <m:r>
+          <m:t>x</m:t>
+        </m:r>
+        <m:r>
+          <m:rPr>
+            <m:sty m:val="p"/>
+          </m:rPr>
+          <m:t>)</m:t>
+        </m:r>
+        <m:r>
+          <m:t> </m:t>
+        </m:r>
+        <m:r>
+          <m:t>d</m:t>
+        </m:r>
+        <m:r>
+          <m:t>x</m:t>
+        </m:r>
+      </m:oMath>
+      <w:r>
+        <w:t xml:space="preserve"> </w:t>
+      </w:r>
+      <w:r>
+        <w:t xml:space="preserve">has two readings). </w:t>
+      </w:r>
+      <w:r>
+        <w:t xml:space="preserve">In calculus,</w:t>
+      </w:r>
+      <w:r>
+        <w:t xml:space="preserve"> </w:t>
+      </w:r>
+      <m:oMath>
+        <m:r>
+          <m:rPr>
+            <m:sty m:val="p"/>
+          </m:rPr>
+          <m:t>∫</m:t>
+        </m:r>
+        <m:r>
+          <m:t>f</m:t>
+        </m:r>
+        <m:r>
+          <m:rPr>
+            <m:sty m:val="p"/>
+          </m:rPr>
+          <m:t>(</m:t>
+        </m:r>
+        <m:r>
+          <m:t>x</m:t>
+        </m:r>
+        <m:r>
+          <m:rPr>
+            <m:sty m:val="p"/>
+          </m:rPr>
+          <m:t>)</m:t>
+        </m:r>
+        <m:r>
+          <m:t> </m:t>
+        </m:r>
+        <m:r>
+          <m:t>d</m:t>
+        </m:r>
+        <m:r>
+          <m:t>x</m:t>
+        </m:r>
+      </m:oMath>
+      <w:r>
+        <w:t xml:space="preserve"> </w:t>
+      </w:r>
+      <w:r>
+        <w:t xml:space="preserve">with no limits is not a shorthand:</w:t>
+      </w:r>
+      <w:r>
+        <w:t xml:space="preserve"> </w:t>
+      </w:r>
+      <w:r>
+        <w:t xml:space="preserve">it is the</w:t>
+      </w:r>
+      <w:r>
+        <w:t xml:space="preserve"> </w:t>
+      </w:r>
+      <w:hyperlink r:id="rId142">
+        <w:r>
+          <w:rPr>
+            <w:rStyle w:val="Hyperlink"/>
+          </w:rPr>
+          <w:t xml:space="preserve">indefinite integral</w:t>
+        </w:r>
+      </w:hyperlink>
+      <w:r>
+        <w:t xml:space="preserve"> </w:t>
+      </w:r>
+      <w:r>
+        <w:t xml:space="preserve">of</w:t>
+      </w:r>
+      <w:r>
+        <w:t xml:space="preserve"> </w:t>
+      </w:r>
+      <m:oMath>
+        <m:r>
+          <m:t>f</m:t>
+        </m:r>
+      </m:oMath>
+      <w:r>
+        <w:t xml:space="preserve">,</w:t>
+      </w:r>
+      <w:r>
+        <w:t xml:space="preserve"> </w:t>
+      </w:r>
+      <w:r>
+        <w:t xml:space="preserve">a family of functions rather than a number.</w:t>
+      </w:r>
+      <w:r>
+        <w:t xml:space="preserve"> </w:t>
+      </w:r>
+      <w:r>
+        <w:t xml:space="preserve">Some sources, especially in probability,</w:t>
+      </w:r>
+      <w:r>
+        <w:t xml:space="preserve"> </w:t>
+      </w:r>
+      <w:r>
+        <w:t xml:space="preserve">also write</w:t>
+      </w:r>
+      <w:r>
+        <w:t xml:space="preserve"> </w:t>
+      </w:r>
+      <m:oMath>
+        <m:r>
+          <m:rPr>
+            <m:sty m:val="p"/>
+          </m:rPr>
+          <m:t>∫</m:t>
+        </m:r>
+        <m:r>
+          <m:t>f</m:t>
+        </m:r>
+        <m:r>
+          <m:rPr>
+            <m:sty m:val="p"/>
+          </m:rPr>
+          <m:t>(</m:t>
+        </m:r>
+        <m:r>
+          <m:t>x</m:t>
+        </m:r>
+        <m:r>
+          <m:rPr>
+            <m:sty m:val="p"/>
+          </m:rPr>
+          <m:t>)</m:t>
+        </m:r>
+        <m:r>
+          <m:t> </m:t>
+        </m:r>
+        <m:r>
+          <m:t>d</m:t>
+        </m:r>
+        <m:r>
+          <m:t>x</m:t>
+        </m:r>
+      </m:oMath>
+      <w:r>
+        <w:t xml:space="preserve"> </w:t>
+      </w:r>
+      <w:r>
+        <w:t xml:space="preserve">for the number</w:t>
+      </w:r>
+      <w:r>
+        <w:t xml:space="preserve"> </w:t>
+      </w:r>
+      <m:oMath>
+        <m:nary>
+          <m:naryPr>
+            <m:chr m:val="∫"/>
+            <m:limLoc m:val="subSup"/>
+            <m:subHide m:val="off"/>
+            <m:supHide m:val="off"/>
+          </m:naryPr>
+          <m:sub>
+            <m:r>
+              <m:rPr>
+                <m:sty m:val="p"/>
+              </m:rPr>
+              <m:t>−</m:t>
+            </m:r>
+            <m:r>
+              <m:rPr>
+                <m:sty m:val="p"/>
+              </m:rPr>
+              <m:t>∞</m:t>
+            </m:r>
+          </m:sub>
+          <m:sup>
+            <m:r>
+              <m:rPr>
+                <m:sty m:val="p"/>
+              </m:rPr>
+              <m:t>∞</m:t>
+            </m:r>
+          </m:sup>
+          <m:e>
+            <m:r>
+              <m:t>f</m:t>
+            </m:r>
+          </m:e>
+        </m:nary>
+        <m:r>
+          <m:rPr>
+            <m:sty m:val="p"/>
+          </m:rPr>
+          <m:t>(</m:t>
+        </m:r>
+        <m:r>
+          <m:t>x</m:t>
+        </m:r>
+        <m:r>
+          <m:rPr>
+            <m:sty m:val="p"/>
+          </m:rPr>
+          <m:t>)</m:t>
+        </m:r>
+        <m:r>
+          <m:t> </m:t>
+        </m:r>
+        <m:r>
+          <m:t>d</m:t>
+        </m:r>
+        <m:r>
+          <m:t>x</m:t>
+        </m:r>
+      </m:oMath>
+      <w:r>
+        <w:t xml:space="preserve">.</w:t>
+      </w:r>
+      <w:r>
+        <w:t xml:space="preserve"> </w:t>
+      </w:r>
+      <w:r>
+        <w:t xml:space="preserve">Writing the limits out tells the reader which of the two is meant.</w:t>
+      </w:r>
+    </w:p>
+    <w:bookmarkEnd w:id="143"/>
+    <w:bookmarkStart w:id="144" w:name="exm-expand-index-shorthand"/>
+    <w:p>
+      <w:pPr>
+        <w:pStyle w:val="BodyText"/>
+      </w:pPr>
+      <w:r>
+        <w:rPr>
+          <w:b/>
+          <w:bCs/>
+        </w:rPr>
+        <w:t xml:space="preserve">Example 26 (Writing out an index shorthand)</w:t>
+      </w:r>
+      <w:r>
+        <w:t xml:space="preserve"> </w:t>
+      </w:r>
+      <w:r>
+        <w:t xml:space="preserve">Let</w:t>
+      </w:r>
+      <w:r>
+        <w:t xml:space="preserve"> </w:t>
+      </w:r>
+      <m:oMath>
+        <m:r>
+          <m:t>n</m:t>
+        </m:r>
+        <m:r>
+          <m:rPr>
+            <m:sty m:val="p"/>
+          </m:rPr>
+          <m:t>=</m:t>
+        </m:r>
+        <m:r>
+          <m:t>3</m:t>
+        </m:r>
+      </m:oMath>
+      <w:r>
+        <w:t xml:space="preserve"> </w:t>
+      </w:r>
+      <w:r>
+        <w:t xml:space="preserve">and</w:t>
+      </w:r>
+      <w:r>
+        <w:t xml:space="preserve"> </w:t>
+      </w:r>
+      <m:oMath>
+        <m:r>
+          <m:rPr>
+            <m:sty m:val="p"/>
+          </m:rPr>
+          <m:t>(</m:t>
+        </m:r>
+        <m:sSub>
+          <m:e>
+            <m:r>
+              <m:t>x</m:t>
+            </m:r>
+          </m:e>
+          <m:sub>
+            <m:r>
+              <m:t>1</m:t>
+            </m:r>
+          </m:sub>
+        </m:sSub>
+        <m:r>
+          <m:rPr>
+            <m:sty m:val="p"/>
+          </m:rPr>
+          <m:t>,</m:t>
+        </m:r>
+        <m:sSub>
+          <m:e>
+            <m:r>
+              <m:t>x</m:t>
+            </m:r>
+          </m:e>
+          <m:sub>
+            <m:r>
+              <m:t>2</m:t>
+            </m:r>
+          </m:sub>
+        </m:sSub>
+        <m:r>
+          <m:rPr>
+            <m:sty m:val="p"/>
+          </m:rPr>
+          <m:t>,</m:t>
+        </m:r>
+        <m:sSub>
+          <m:e>
+            <m:r>
+              <m:t>x</m:t>
+            </m:r>
+          </m:e>
+          <m:sub>
+            <m:r>
+              <m:t>3</m:t>
+            </m:r>
+          </m:sub>
+        </m:sSub>
+        <m:r>
+          <m:rPr>
+            <m:sty m:val="p"/>
+          </m:rPr>
+          <m:t>)</m:t>
+        </m:r>
+        <m:r>
+          <m:rPr>
+            <m:sty m:val="p"/>
+          </m:rPr>
+          <m:t>=</m:t>
+        </m:r>
+        <m:r>
+          <m:rPr>
+            <m:sty m:val="p"/>
+          </m:rPr>
+          <m:t>(</m:t>
+        </m:r>
+        <m:r>
+          <m:t>2</m:t>
+        </m:r>
+        <m:r>
+          <m:rPr>
+            <m:sty m:val="p"/>
+          </m:rPr>
+          <m:t>,</m:t>
+        </m:r>
+        <m:r>
+          <m:t>5</m:t>
+        </m:r>
+        <m:r>
+          <m:rPr>
+            <m:sty m:val="p"/>
+          </m:rPr>
+          <m:t>,</m:t>
+        </m:r>
+        <m:r>
+          <m:t>1</m:t>
+        </m:r>
+        <m:r>
+          <m:rPr>
+            <m:sty m:val="p"/>
+          </m:rPr>
+          <m:t>)</m:t>
+        </m:r>
+      </m:oMath>
+      <w:r>
+        <w:t xml:space="preserve">.</w:t>
+      </w:r>
+      <w:r>
+        <w:t xml:space="preserve"> </w:t>
+      </w:r>
+      <w:r>
+        <w:t xml:space="preserve">A source that writes</w:t>
+      </w:r>
+      <w:r>
+        <w:t xml:space="preserve"> </w:t>
+      </w:r>
+      <m:oMath>
+        <m:nary>
+          <m:naryPr>
+            <m:chr m:val="∑"/>
+            <m:limLoc m:val="undOvr"/>
+            <m:subHide m:val="off"/>
+            <m:supHide m:val="on"/>
+          </m:naryPr>
+          <m:sub>
+            <m:r>
+              <m:t>i</m:t>
+            </m:r>
+          </m:sub>
+          <m:sup>
+            <m:r>
+              <m:t>​</m:t>
+            </m:r>
+          </m:sup>
+          <m:e>
+            <m:sSub>
+              <m:e>
+                <m:r>
+                  <m:t>x</m:t>
+                </m:r>
+              </m:e>
+              <m:sub>
+                <m:r>
+                  <m:t>i</m:t>
+                </m:r>
+              </m:sub>
+            </m:sSub>
+          </m:e>
+        </m:nary>
+      </m:oMath>
+      <w:r>
+        <w:t xml:space="preserve"> </w:t>
+      </w:r>
+      <w:r>
+        <w:t xml:space="preserve">means</w:t>
+      </w:r>
+      <w:r>
+        <w:t xml:space="preserve"> </w:t>
+      </w:r>
+      <m:oMath>
+        <m:nary>
+          <m:naryPr>
+            <m:chr m:val="∑"/>
+            <m:limLoc m:val="undOvr"/>
+            <m:subHide m:val="off"/>
+            <m:supHide m:val="off"/>
+          </m:naryPr>
+          <m:sub>
+            <m:r>
+              <m:t>i</m:t>
+            </m:r>
+            <m:r>
+              <m:rPr>
+                <m:sty m:val="p"/>
+              </m:rPr>
+              <m:t>=</m:t>
+            </m:r>
+            <m:r>
+              <m:t>1</m:t>
+            </m:r>
+          </m:sub>
+          <m:sup>
+            <m:r>
+              <m:t>3</m:t>
+            </m:r>
+          </m:sup>
+          <m:e>
+            <m:sSub>
+              <m:e>
+                <m:r>
+                  <m:t>x</m:t>
+                </m:r>
+              </m:e>
+              <m:sub>
+                <m:r>
+                  <m:t>i</m:t>
+                </m:r>
+              </m:sub>
+            </m:sSub>
+          </m:e>
+        </m:nary>
+      </m:oMath>
+      <w:r>
+        <w:t xml:space="preserve">:</w:t>
+      </w:r>
+    </w:p>
+    <w:p>
+      <w:pPr>
+        <w:pStyle w:val="BodyText"/>
+      </w:pPr>
+      <m:oMathPara>
+        <m:oMathParaPr>
+          <m:jc m:val="center"/>
+        </m:oMathParaPr>
+        <m:oMath>
+          <m:eqArr>
+            <m:e>
+              <m:nary>
+                <m:naryPr>
+                  <m:chr m:val="∑"/>
+                  <m:limLoc m:val="undOvr"/>
+                  <m:subHide m:val="off"/>
+                  <m:supHide m:val="off"/>
+                </m:naryPr>
+                <m:sub>
+                  <m:r>
+                    <m:t>i</m:t>
+                  </m:r>
+                  <m:r>
+                    <m:rPr>
+                      <m:sty m:val="p"/>
+                    </m:rPr>
+                    <m:t>=</m:t>
+                  </m:r>
+                  <m:r>
+                    <m:t>1</m:t>
+                  </m:r>
+                </m:sub>
+                <m:sup>
+                  <m:r>
+                    <m:t>3</m:t>
+                  </m:r>
+                </m:sup>
+                <m:e>
+                  <m:sSub>
+                    <m:e>
+                      <m:r>
+                        <m:t>x</m:t>
+                      </m:r>
+                    </m:e>
+                    <m:sub>
+                      <m:r>
+                        <m:t>i</m:t>
+                      </m:r>
+                    </m:sub>
+                  </m:sSub>
+                </m:e>
+              </m:nary>
+              <m:r>
+                <m:t>&amp;</m:t>
+              </m:r>
+              <m:r>
+                <m:rPr>
+                  <m:sty m:val="p"/>
+                </m:rPr>
+                <m:t>=</m:t>
+              </m:r>
+              <m:sSub>
+                <m:e>
+                  <m:r>
+                    <m:t>x</m:t>
+                  </m:r>
+                </m:e>
+                <m:sub>
+                  <m:r>
+                    <m:t>1</m:t>
+                  </m:r>
+                </m:sub>
+              </m:sSub>
+              <m:r>
+                <m:rPr>
+                  <m:sty m:val="p"/>
+                </m:rPr>
+                <m:t>+</m:t>
+              </m:r>
+              <m:sSub>
+                <m:e>
+                  <m:r>
+                    <m:t>x</m:t>
+                  </m:r>
+                </m:e>
+                <m:sub>
+                  <m:r>
+                    <m:t>2</m:t>
+                  </m:r>
+                </m:sub>
+              </m:sSub>
+              <m:r>
+                <m:rPr>
+                  <m:sty m:val="p"/>
+                </m:rPr>
+                <m:t>+</m:t>
+              </m:r>
+              <m:sSub>
+                <m:e>
+                  <m:r>
+                    <m:t>x</m:t>
+                  </m:r>
+                </m:e>
+                <m:sub>
+                  <m:r>
+                    <m:t>3</m:t>
+                  </m:r>
+                </m:sub>
+              </m:sSub>
+              <m:r>
+                <m:t>&amp;</m:t>
+              </m:r>
+              <m:r>
+                <m:t>&amp;</m:t>
+              </m:r>
+              <m:r>
+                <m:rPr>
+                  <m:nor/>
+                  <m:sty m:val="p"/>
+                </m:rPr>
+                <m:t>(definition of summation notation)</m:t>
+              </m:r>
+            </m:e>
+            <m:e>
+              <m:r>
+                <m:t>&amp;</m:t>
+              </m:r>
+              <m:r>
+                <m:rPr>
+                  <m:sty m:val="p"/>
+                </m:rPr>
+                <m:t>=</m:t>
+              </m:r>
+              <m:r>
+                <m:t>2</m:t>
+              </m:r>
+              <m:r>
+                <m:rPr>
+                  <m:sty m:val="p"/>
+                </m:rPr>
+                <m:t>+</m:t>
+              </m:r>
+              <m:r>
+                <m:t>5</m:t>
+              </m:r>
+              <m:r>
+                <m:rPr>
+                  <m:sty m:val="p"/>
+                </m:rPr>
+                <m:t>+</m:t>
+              </m:r>
+              <m:r>
+                <m:t>1</m:t>
+              </m:r>
+              <m:r>
+                <m:t>&amp;</m:t>
+              </m:r>
+              <m:r>
+                <m:t>&amp;</m:t>
+              </m:r>
+              <m:r>
+                <m:rPr>
+                  <m:nor/>
+                  <m:sty m:val="p"/>
+                </m:rPr>
+                <m:t>(substitute the values)</m:t>
+              </m:r>
+            </m:e>
+            <m:e>
+              <m:r>
+                <m:t>&amp;</m:t>
+              </m:r>
+              <m:r>
+                <m:rPr>
+                  <m:sty m:val="p"/>
+                </m:rPr>
+                <m:t>=</m:t>
+              </m:r>
+              <m:r>
+                <m:t>8</m:t>
+              </m:r>
+              <m:r>
+                <m:t>&amp;</m:t>
+              </m:r>
+              <m:r>
+                <m:t>&amp;</m:t>
+              </m:r>
+              <m:r>
+                <m:rPr>
+                  <m:nor/>
+                  <m:sty m:val="p"/>
+                </m:rPr>
+                <m:t>(add)</m:t>
+              </m:r>
+            </m:e>
+          </m:eqArr>
+        </m:oMath>
+      </m:oMathPara>
+    </w:p>
+    <w:bookmarkEnd w:id="144"/>
+    <w:bookmarkStart w:id="146" w:name="refs"/>
+    <w:bookmarkStart w:id="145" w:name="ref-rudin1976principles"/>
     <w:p>
       <w:pPr>
         <w:pStyle w:val="Bibliography"/>
@@ -30221,9 +35164,9 @@
         <w:t xml:space="preserve">. 3rd ed. International Series in Pure and Applied Mathematics. McGraw-Hill.</w:t>
       </w:r>
     </w:p>
-    <w:bookmarkEnd w:id="127"/>
-    <w:bookmarkEnd w:id="128"/>
-    <w:bookmarkEnd w:id="129"/>
+    <w:bookmarkEnd w:id="145"/>
+    <w:bookmarkEnd w:id="146"/>
+    <w:bookmarkEnd w:id="147"/>
     <w:sectPr>
       <w:footnotePr>
         <w:numRestart w:val="eachSect"/>
@@ -30799,6 +35742,12 @@
     <w:abstractNumId w:val="991"/>
   </w:num>
   <w:num w:numId="1020">
+    <w:abstractNumId w:val="991"/>
+  </w:num>
+  <w:num w:numId="1021">
+    <w:abstractNumId w:val="991"/>
+  </w:num>
+  <w:num w:numId="1022">
     <w:abstractNumId w:val="991"/>
   </w:num>
 </w:numbering>
